--- a/.DOWNLOAD_HERE/Sonic V64 Manual.docx
+++ b/.DOWNLOAD_HERE/Sonic V64 Manual.docx
@@ -1,6 +1,6 @@
 
 <file path=word/document.xml><?xml version="1.0" encoding="utf-8"?>
-<w:document xmlns:wpc="http://schemas.microsoft.com/office/word/2010/wordprocessingCanvas" xmlns:cx="http://schemas.microsoft.com/office/drawing/2014/chartex" xmlns:cx1="http://schemas.microsoft.com/office/drawing/2015/9/8/chartex" xmlns:cx2="http://schemas.microsoft.com/office/drawing/2015/10/21/chartex" xmlns:cx3="http://schemas.microsoft.com/office/drawing/2016/5/9/chartex" xmlns:cx4="http://schemas.microsoft.com/office/drawing/2016/5/10/chartex" xmlns:cx5="http://schemas.microsoft.com/office/drawing/2016/5/11/chartex" xmlns:cx6="http://schemas.microsoft.com/office/drawing/2016/5/12/chartex" xmlns:cx7="http://schemas.microsoft.com/office/drawing/2016/5/13/chartex" xmlns:cx8="http://schemas.microsoft.com/office/drawing/2016/5/14/chartex" xmlns:mc="http://schemas.openxmlformats.org/markup-compatibility/2006" xmlns:aink="http://schemas.microsoft.com/office/drawing/2016/ink" xmlns:am3d="http://schemas.microsoft.com/office/drawing/2017/model3d" xmlns:o="urn:schemas-microsoft-com:office:office" xmlns:oel="http://schemas.microsoft.com/office/2019/extlst" xmlns:r="http://schemas.openxmlformats.org/officeDocument/2006/relationships" xmlns:m="http://schemas.openxmlformats.org/officeDocument/2006/math" xmlns:v="urn:schemas-microsoft-com:vml" xmlns:wp14="http://schemas.microsoft.com/office/word/2010/wordprocessingDrawing" xmlns:wp="http://schemas.openxmlformats.org/drawingml/2006/wordprocessingDrawing" xmlns:w10="urn:schemas-microsoft-com:office:word" xmlns:w="http://schemas.openxmlformats.org/wordprocessingml/2006/main" xmlns:w14="http://schemas.microsoft.com/office/word/2010/wordml" xmlns:w15="http://schemas.microsoft.com/office/word/2012/wordml" xmlns:w16cei="http://schemas.microsoft.com/office/word/2026/wordml/cei" xmlns:w16cex="http://schemas.microsoft.com/office/word/2018/wordml/cex" xmlns:w16cid="http://schemas.microsoft.com/office/word/2016/wordml/cid" xmlns:w16="http://schemas.microsoft.com/office/word/2018/wordml" xmlns:w16du="http://schemas.microsoft.com/office/word/2023/wordml/word16du" xmlns:w16sdtdh="http://schemas.microsoft.com/office/word/2020/wordml/sdtdatahash" xmlns:w16sdtfl="http://schemas.microsoft.com/office/word/2024/wordml/sdtformatlock" xmlns:w16se="http://schemas.microsoft.com/office/word/2015/wordml/symex" xmlns:wpg="http://schemas.microsoft.com/office/word/2010/wordprocessingGroup" xmlns:wpi="http://schemas.microsoft.com/office/word/2010/wordprocessingInk" xmlns:wne="http://schemas.microsoft.com/office/word/2006/wordml" xmlns:wps="http://schemas.microsoft.com/office/word/2010/wordprocessingShape" mc:Ignorable="w14 w15 w16se w16cid w16 w16cex w16sdtdh w16sdtfl w16du wp14">
+<w:document xmlns:wpc="http://schemas.microsoft.com/office/word/2010/wordprocessingCanvas" xmlns:cx="http://schemas.microsoft.com/office/drawing/2014/chartex" xmlns:cx1="http://schemas.microsoft.com/office/drawing/2015/9/8/chartex" xmlns:cx2="http://schemas.microsoft.com/office/drawing/2015/10/21/chartex" xmlns:cx3="http://schemas.microsoft.com/office/drawing/2016/5/9/chartex" xmlns:cx4="http://schemas.microsoft.com/office/drawing/2016/5/10/chartex" xmlns:cx5="http://schemas.microsoft.com/office/drawing/2016/5/11/chartex" xmlns:cx6="http://schemas.microsoft.com/office/drawing/2016/5/12/chartex" xmlns:cx7="http://schemas.microsoft.com/office/drawing/2016/5/13/chartex" xmlns:cx8="http://schemas.microsoft.com/office/drawing/2016/5/14/chartex" xmlns:mc="http://schemas.openxmlformats.org/markup-compatibility/2006" xmlns:aink="http://schemas.microsoft.com/office/drawing/2016/ink" xmlns:am3d="http://schemas.microsoft.com/office/drawing/2017/model3d" xmlns:o="urn:schemas-microsoft-com:office:office" xmlns:oel="http://schemas.microsoft.com/office/2019/extlst" xmlns:r="http://schemas.openxmlformats.org/officeDocument/2006/relationships" xmlns:m="http://schemas.openxmlformats.org/officeDocument/2006/math" xmlns:v="urn:schemas-microsoft-com:vml" xmlns:wp14="http://schemas.microsoft.com/office/word/2010/wordprocessingDrawing" xmlns:wp="http://schemas.openxmlformats.org/drawingml/2006/wordprocessingDrawing" xmlns:w10="urn:schemas-microsoft-com:office:word" xmlns:w="http://schemas.openxmlformats.org/wordprocessingml/2006/main" xmlns:w14="http://schemas.microsoft.com/office/word/2010/wordml" xmlns:w15="http://schemas.microsoft.com/office/word/2012/wordml" xmlns:w16cex="http://schemas.microsoft.com/office/word/2018/wordml/cex" xmlns:w16cid="http://schemas.microsoft.com/office/word/2016/wordml/cid" xmlns:w16="http://schemas.microsoft.com/office/word/2018/wordml" xmlns:w16du="http://schemas.microsoft.com/office/word/2023/wordml/word16du" xmlns:w16sdtdh="http://schemas.microsoft.com/office/word/2020/wordml/sdtdatahash" xmlns:w16sdtfl="http://schemas.microsoft.com/office/word/2024/wordml/sdtformatlock" xmlns:w16se="http://schemas.microsoft.com/office/word/2015/wordml/symex" xmlns:wpg="http://schemas.microsoft.com/office/word/2010/wordprocessingGroup" xmlns:wpi="http://schemas.microsoft.com/office/word/2010/wordprocessingInk" xmlns:wne="http://schemas.microsoft.com/office/word/2006/wordml" xmlns:wps="http://schemas.microsoft.com/office/word/2010/wordprocessingShape" mc:Ignorable="w14 w15 w16se w16cid w16 w16cex w16sdtdh w16sdtfl w16du wp14">
   <w:body>
     <w:p>
       <w:pPr>
@@ -73,23 +73,7 @@
           <w:rFonts w:ascii="Arial" w:hAnsi="Arial" w:cs="Arial"/>
           <w:lang w:val="en-US"/>
         </w:rPr>
-        <w:t xml:space="preserve">  Join the </w:t>
-      </w:r>
-      <w:proofErr w:type="spellStart"/>
-      <w:r>
-        <w:rPr>
-          <w:rFonts w:ascii="Arial" w:hAnsi="Arial" w:cs="Arial"/>
-          <w:lang w:val="en-US"/>
-        </w:rPr>
-        <w:t>SonicFw</w:t>
-      </w:r>
-      <w:proofErr w:type="spellEnd"/>
-      <w:r>
-        <w:rPr>
-          <w:rFonts w:ascii="Arial" w:hAnsi="Arial" w:cs="Arial"/>
-          <w:lang w:val="en-US"/>
-        </w:rPr>
-        <w:t xml:space="preserve"> Telegram </w:t>
+        <w:t xml:space="preserve">  Join the SonicFw Telegram </w:t>
       </w:r>
       <w:hyperlink r:id="rId7" w:history="1">
         <w:r>
@@ -127,23 +111,7 @@
           <w:rFonts w:ascii="Arial" w:hAnsi="Arial" w:cs="Arial"/>
           <w:lang w:val="en-US"/>
         </w:rPr>
-        <w:t xml:space="preserve"> </w:t>
-      </w:r>
-      <w:proofErr w:type="spellStart"/>
-      <w:r>
-        <w:rPr>
-          <w:rFonts w:ascii="Arial" w:hAnsi="Arial" w:cs="Arial"/>
-          <w:lang w:val="en-US"/>
-        </w:rPr>
-        <w:t>Youtube</w:t>
-      </w:r>
-      <w:proofErr w:type="spellEnd"/>
-      <w:r>
-        <w:rPr>
-          <w:rFonts w:ascii="Arial" w:hAnsi="Arial" w:cs="Arial"/>
-          <w:lang w:val="en-US"/>
-        </w:rPr>
-        <w:t xml:space="preserve"> Channel </w:t>
+        <w:t xml:space="preserve"> Youtube Channel </w:t>
       </w:r>
       <w:hyperlink r:id="rId8" w:history="1">
         <w:r>
@@ -219,23 +187,7 @@
           <w:rFonts w:ascii="Arial" w:hAnsi="Arial" w:cs="Arial"/>
           <w:lang w:val="en-US"/>
         </w:rPr>
-        <w:t xml:space="preserve"> Many thanks to Sonic Team : Zylka, </w:t>
-      </w:r>
-      <w:proofErr w:type="spellStart"/>
-      <w:r>
-        <w:rPr>
-          <w:rFonts w:ascii="Arial" w:hAnsi="Arial" w:cs="Arial"/>
-          <w:lang w:val="en-US"/>
-        </w:rPr>
-        <w:t>Kolyan</w:t>
-      </w:r>
-      <w:proofErr w:type="spellEnd"/>
-      <w:r>
-        <w:rPr>
-          <w:rFonts w:ascii="Arial" w:hAnsi="Arial" w:cs="Arial"/>
-          <w:lang w:val="en-US"/>
-        </w:rPr>
-        <w:t>, Toni, Yves</w:t>
+        <w:t xml:space="preserve"> Many thanks to Sonic Team : Zylka, Kolyan, Toni, Yves</w:t>
       </w:r>
       <w:r>
         <w:rPr>
@@ -962,16 +914,7 @@
           <w:color w:val="000000"/>
           <w:lang w:val="en-US"/>
         </w:rPr>
-        <w:t xml:space="preserve">Spectrum analyzer in </w:t>
-      </w:r>
-      <w:proofErr w:type="spellStart"/>
-      <w:r>
-        <w:rPr>
-          <w:rFonts w:ascii="Arial" w:eastAsia="Times New Roman" w:hAnsi="Arial" w:cs="Arial"/>
-          <w:color w:val="000000"/>
-          <w:lang w:val="en-US"/>
-        </w:rPr>
-        <w:t>scan</w:t>
+        <w:t>Spectrum analyzer in scan</w:t>
       </w:r>
       <w:r>
         <w:rPr>
@@ -981,7 +924,6 @@
         </w:rPr>
         <w:t>range</w:t>
       </w:r>
-      <w:proofErr w:type="spellEnd"/>
       <w:r>
         <w:rPr>
           <w:rFonts w:ascii="Arial" w:eastAsia="Times New Roman" w:hAnsi="Arial" w:cs="Arial"/>
@@ -1018,25 +960,7 @@
           <w:color w:val="000000"/>
           <w:lang w:val="en-US"/>
         </w:rPr>
-        <w:t xml:space="preserve">Spectrum analyzer in </w:t>
-      </w:r>
-      <w:proofErr w:type="spellStart"/>
-      <w:r>
-        <w:rPr>
-          <w:rFonts w:ascii="Arial" w:eastAsia="Times New Roman" w:hAnsi="Arial" w:cs="Arial"/>
-          <w:color w:val="000000"/>
-          <w:lang w:val="en-US"/>
-        </w:rPr>
-        <w:t>scanlist</w:t>
-      </w:r>
-      <w:proofErr w:type="spellEnd"/>
-      <w:r>
-        <w:rPr>
-          <w:rFonts w:ascii="Arial" w:eastAsia="Times New Roman" w:hAnsi="Arial" w:cs="Arial"/>
-          <w:color w:val="000000"/>
-          <w:lang w:val="en-US"/>
-        </w:rPr>
-        <w:t xml:space="preserve"> mode.</w:t>
+        <w:t>Spectrum analyzer in scanlist mode.</w:t>
       </w:r>
     </w:p>
     <w:p>
@@ -1619,7 +1543,6 @@
         </w:rPr>
         <w:t xml:space="preserve"> </w:t>
       </w:r>
-      <w:proofErr w:type="spellStart"/>
       <w:r>
         <w:rPr>
           <w:rFonts w:ascii="Arial" w:eastAsia="Times New Roman" w:hAnsi="Arial" w:cs="Arial"/>
@@ -1629,7 +1552,6 @@
         </w:rPr>
         <w:t>Scanlists</w:t>
       </w:r>
-      <w:proofErr w:type="spellEnd"/>
     </w:p>
     <w:p>
       <w:pPr>
@@ -1650,25 +1572,7 @@
           <w:color w:val="000000"/>
           <w:lang w:val="en-US"/>
         </w:rPr>
-        <w:t xml:space="preserve">Scans the frequencies in </w:t>
-      </w:r>
-      <w:proofErr w:type="spellStart"/>
-      <w:r>
-        <w:rPr>
-          <w:rFonts w:ascii="Arial" w:eastAsia="Times New Roman" w:hAnsi="Arial" w:cs="Arial"/>
-          <w:color w:val="000000"/>
-          <w:lang w:val="en-US"/>
-        </w:rPr>
-        <w:t>scanlists</w:t>
-      </w:r>
-      <w:proofErr w:type="spellEnd"/>
-      <w:r>
-        <w:rPr>
-          <w:rFonts w:ascii="Arial" w:eastAsia="Times New Roman" w:hAnsi="Arial" w:cs="Arial"/>
-          <w:color w:val="000000"/>
-          <w:lang w:val="en-US"/>
-        </w:rPr>
-        <w:t xml:space="preserve"> that can be defined in VFO or Chirp</w:t>
+        <w:t>Scans the frequencies in scanlists that can be defined in VFO or Chirp</w:t>
       </w:r>
       <w:r>
         <w:rPr>
@@ -2283,18 +2187,8 @@
           <w:color w:val="000000"/>
           <w:lang w:val="en-US"/>
         </w:rPr>
-        <w:t xml:space="preserve"> – Changing the modes of the spectrum analyzer </w:t>
-      </w:r>
-      <w:proofErr w:type="spellStart"/>
-      <w:r>
-        <w:rPr>
-          <w:rFonts w:ascii="Arial" w:eastAsia="Times New Roman" w:hAnsi="Arial" w:cs="Arial"/>
-          <w:color w:val="000000"/>
-          <w:lang w:val="en-US"/>
-        </w:rPr>
-        <w:t>Scanlists</w:t>
-      </w:r>
-      <w:proofErr w:type="spellEnd"/>
+        <w:t xml:space="preserve"> – Changing the modes of the spectrum analyzer Scanlists</w:t>
+      </w:r>
       <w:r>
         <w:rPr>
           <w:rFonts w:ascii="Arial" w:eastAsia="Times New Roman" w:hAnsi="Arial" w:cs="Arial"/>
@@ -2972,33 +2866,7 @@
           <w:szCs w:val="34"/>
           <w:lang w:val="en-US"/>
         </w:rPr>
-        <w:t xml:space="preserve">in </w:t>
-      </w:r>
-      <w:proofErr w:type="spellStart"/>
-      <w:r>
-        <w:rPr>
-          <w:rFonts w:ascii="Arial" w:hAnsi="Arial" w:cs="Arial"/>
-          <w:b/>
-          <w:bCs/>
-          <w:color w:val="45B0E1" w:themeColor="accent1" w:themeTint="99"/>
-          <w:sz w:val="44"/>
-          <w:szCs w:val="34"/>
-          <w:lang w:val="en-US"/>
-        </w:rPr>
-        <w:t>Scanlist</w:t>
-      </w:r>
-      <w:proofErr w:type="spellEnd"/>
-      <w:r>
-        <w:rPr>
-          <w:rFonts w:ascii="Arial" w:hAnsi="Arial" w:cs="Arial"/>
-          <w:b/>
-          <w:bCs/>
-          <w:color w:val="45B0E1" w:themeColor="accent1" w:themeTint="99"/>
-          <w:sz w:val="44"/>
-          <w:szCs w:val="34"/>
-          <w:lang w:val="en-US"/>
-        </w:rPr>
-        <w:t xml:space="preserve"> mode</w:t>
+        <w:t>in Scanlist mode</w:t>
       </w:r>
     </w:p>
     <w:p>
@@ -3250,18 +3118,8 @@
                 <w:color w:val="000000"/>
                 <w:lang w:val="en-US"/>
               </w:rPr>
-              <w:t xml:space="preserve">TX to show current selected channel, change with &lt;&gt; keys into the selected </w:t>
+              <w:t>TX to show current selected channel, change with &lt;&gt; keys into the selected scanlists</w:t>
             </w:r>
-            <w:proofErr w:type="spellStart"/>
-            <w:r>
-              <w:rPr>
-                <w:rFonts w:ascii="Arial" w:eastAsia="Times New Roman" w:hAnsi="Arial" w:cs="Arial"/>
-                <w:color w:val="000000"/>
-                <w:lang w:val="en-US"/>
-              </w:rPr>
-              <w:t>scanlists</w:t>
-            </w:r>
-            <w:proofErr w:type="spellEnd"/>
           </w:p>
           <w:p>
             <w:pPr>
@@ -3292,7 +3150,6 @@
               </w:rPr>
               <w:t xml:space="preserve">PTT </w:t>
             </w:r>
-            <w:proofErr w:type="spellStart"/>
             <w:r>
               <w:rPr>
                 <w:rFonts w:ascii="Arial" w:eastAsia="Times New Roman" w:hAnsi="Arial" w:cs="Arial"/>
@@ -3302,7 +3159,6 @@
               </w:rPr>
               <w:t>LastRx</w:t>
             </w:r>
-            <w:proofErr w:type="spellEnd"/>
             <w:r>
               <w:rPr>
                 <w:rFonts w:ascii="Arial" w:eastAsia="Times New Roman" w:hAnsi="Arial" w:cs="Arial"/>
@@ -3649,25 +3505,7 @@
                 <w:color w:val="000000"/>
                 <w:lang w:val="en-US"/>
               </w:rPr>
-              <w:t xml:space="preserve">Here we receive so RX&gt; is displayed with an </w:t>
-            </w:r>
-            <w:proofErr w:type="spellStart"/>
-            <w:r>
-              <w:rPr>
-                <w:rFonts w:ascii="Arial" w:eastAsia="Times New Roman" w:hAnsi="Arial" w:cs="Arial"/>
-                <w:color w:val="000000"/>
-                <w:lang w:val="en-US"/>
-              </w:rPr>
-              <w:t>smeter</w:t>
-            </w:r>
-            <w:proofErr w:type="spellEnd"/>
-            <w:r>
-              <w:rPr>
-                <w:rFonts w:ascii="Arial" w:eastAsia="Times New Roman" w:hAnsi="Arial" w:cs="Arial"/>
-                <w:color w:val="000000"/>
-                <w:lang w:val="en-US"/>
-              </w:rPr>
-              <w:t xml:space="preserve"> below.</w:t>
+              <w:t>Here we receive so RX&gt; is displayed with an smeter below.</w:t>
             </w:r>
           </w:p>
           <w:p>
@@ -3758,13 +3596,11 @@
     <w:p>
       <w:pPr>
         <w:rPr>
-          <w:highlight w:val="yellow"/>
-          <w:lang w:val="en-US"/>
-        </w:rPr>
-      </w:pPr>
-      <w:r>
-        <w:rPr>
-          <w:highlight w:val="yellow"/>
+          <w:lang w:val="en-US"/>
+        </w:rPr>
+      </w:pPr>
+      <w:r>
+        <w:rPr>
           <w:lang w:val="en-US"/>
         </w:rPr>
         <w:t xml:space="preserve">This mode lists received signals, with a time counter. Up to 200 items are stored. </w:t>
@@ -3779,17 +3615,15 @@
         <w:rPr>
           <w:rFonts w:ascii="Arial" w:eastAsia="Times New Roman" w:hAnsi="Arial" w:cs="Arial"/>
           <w:color w:val="000000"/>
-          <w:highlight w:val="yellow"/>
-          <w:lang w:val="en-US"/>
-        </w:rPr>
-      </w:pPr>
-      <w:r>
-        <w:rPr>
-          <w:rFonts w:ascii="Arial" w:eastAsia="Times New Roman" w:hAnsi="Arial" w:cs="Arial"/>
-          <w:b/>
-          <w:bCs/>
-          <w:color w:val="000000"/>
-          <w:highlight w:val="yellow"/>
+          <w:lang w:val="en-US"/>
+        </w:rPr>
+      </w:pPr>
+      <w:r>
+        <w:rPr>
+          <w:rFonts w:ascii="Arial" w:eastAsia="Times New Roman" w:hAnsi="Arial" w:cs="Arial"/>
+          <w:b/>
+          <w:bCs/>
+          <w:color w:val="000000"/>
           <w:lang w:val="en-US"/>
         </w:rPr>
         <w:t xml:space="preserve">&lt;,&gt; </w:t>
@@ -3798,7 +3632,6 @@
         <w:rPr>
           <w:rFonts w:ascii="Arial" w:eastAsia="Times New Roman" w:hAnsi="Arial" w:cs="Arial"/>
           <w:color w:val="000000"/>
-          <w:highlight w:val="yellow"/>
           <w:lang w:val="en-US"/>
         </w:rPr>
         <w:t>- Move to previous / next item, automatically set to frequency lock to the selected item</w:t>
@@ -3813,47 +3646,26 @@
         <w:rPr>
           <w:rFonts w:ascii="Arial" w:eastAsia="Times New Roman" w:hAnsi="Arial" w:cs="Arial"/>
           <w:color w:val="000000"/>
-          <w:highlight w:val="yellow"/>
-          <w:lang w:val="en-US"/>
-        </w:rPr>
-      </w:pPr>
-      <w:r>
-        <w:rPr>
-          <w:rFonts w:ascii="Arial" w:eastAsia="Times New Roman" w:hAnsi="Arial" w:cs="Arial"/>
-          <w:b/>
-          <w:bCs/>
-          <w:color w:val="000000"/>
-          <w:highlight w:val="yellow"/>
-          <w:lang w:val="en-US"/>
-        </w:rPr>
-        <w:t>2</w:t>
-      </w:r>
-      <w:r>
-        <w:rPr>
-          <w:rFonts w:ascii="Arial" w:eastAsia="Times New Roman" w:hAnsi="Arial" w:cs="Arial"/>
-          <w:color w:val="000000"/>
-          <w:highlight w:val="yellow"/>
-          <w:lang w:val="en-US"/>
-        </w:rPr>
-        <w:t xml:space="preserve"> – Saves the frequency to a free channel</w:t>
-      </w:r>
-      <w:r>
-        <w:rPr>
-          <w:rFonts w:ascii="Arial" w:eastAsia="Times New Roman" w:hAnsi="Arial" w:cs="Arial"/>
-          <w:color w:val="000000"/>
-          <w:highlight w:val="yellow"/>
-          <w:lang w:val="en-US"/>
-        </w:rPr>
-        <w:t xml:space="preserve"> (The first empty found)</w:t>
-      </w:r>
-      <w:r>
-        <w:rPr>
-          <w:rFonts w:ascii="Arial" w:eastAsia="Times New Roman" w:hAnsi="Arial" w:cs="Arial"/>
-          <w:color w:val="000000"/>
-          <w:highlight w:val="yellow"/>
-          <w:lang w:val="en-US"/>
-        </w:rPr>
-        <w:t>.</w:t>
+          <w:lang w:val="en-US"/>
+        </w:rPr>
+      </w:pPr>
+      <w:r>
+        <w:rPr>
+          <w:rFonts w:ascii="Arial" w:eastAsia="Times New Roman" w:hAnsi="Arial" w:cs="Arial"/>
+          <w:b/>
+          <w:bCs/>
+          <w:color w:val="000000"/>
+          <w:lang w:val="en-US"/>
+        </w:rPr>
+        <w:t>1</w:t>
+      </w:r>
+      <w:r>
+        <w:rPr>
+          <w:rFonts w:ascii="Arial" w:eastAsia="Times New Roman" w:hAnsi="Arial" w:cs="Arial"/>
+          <w:color w:val="000000"/>
+          <w:lang w:val="en-US"/>
+        </w:rPr>
+        <w:t xml:space="preserve"> – Scans history entries.</w:t>
       </w:r>
     </w:p>
     <w:p>
@@ -3863,30 +3675,44 @@
         <w:spacing w:after="160" w:line="259" w:lineRule="atLeast"/>
         <w:jc w:val="both"/>
         <w:rPr>
-          <w:rFonts w:ascii="Arial" w:hAnsi="Arial" w:cs="Arial"/>
-          <w:highlight w:val="yellow"/>
-          <w:lang w:val="en-US"/>
-        </w:rPr>
-      </w:pPr>
-      <w:r>
-        <w:rPr>
-          <w:rFonts w:ascii="Arial" w:eastAsia="Times New Roman" w:hAnsi="Arial" w:cs="Arial"/>
-          <w:b/>
-          <w:bCs/>
-          <w:color w:val="000000"/>
-          <w:highlight w:val="yellow"/>
-          <w:lang w:val="en-US"/>
-        </w:rPr>
-        <w:t>*</w:t>
-      </w:r>
-      <w:r>
-        <w:rPr>
-          <w:rFonts w:ascii="Arial" w:eastAsia="Times New Roman" w:hAnsi="Arial" w:cs="Arial"/>
-          <w:color w:val="000000"/>
-          <w:highlight w:val="yellow"/>
-          <w:lang w:val="en-US"/>
-        </w:rPr>
-        <w:t xml:space="preserve"> – Saves all the history items to free channels. Tip: try to avoid holes.</w:t>
+          <w:rFonts w:ascii="Arial" w:eastAsia="Times New Roman" w:hAnsi="Arial" w:cs="Arial"/>
+          <w:color w:val="000000"/>
+          <w:lang w:val="en-US"/>
+        </w:rPr>
+      </w:pPr>
+      <w:r>
+        <w:rPr>
+          <w:rFonts w:ascii="Arial" w:eastAsia="Times New Roman" w:hAnsi="Arial" w:cs="Arial"/>
+          <w:b/>
+          <w:bCs/>
+          <w:color w:val="000000"/>
+          <w:lang w:val="en-US"/>
+        </w:rPr>
+        <w:t>2</w:t>
+      </w:r>
+      <w:r>
+        <w:rPr>
+          <w:rFonts w:ascii="Arial" w:eastAsia="Times New Roman" w:hAnsi="Arial" w:cs="Arial"/>
+          <w:color w:val="000000"/>
+          <w:lang w:val="en-US"/>
+        </w:rPr>
+        <w:t xml:space="preserve"> – Saves the frequency to a free channel</w:t>
+      </w:r>
+      <w:r>
+        <w:rPr>
+          <w:rFonts w:ascii="Arial" w:eastAsia="Times New Roman" w:hAnsi="Arial" w:cs="Arial"/>
+          <w:color w:val="000000"/>
+          <w:lang w:val="en-US"/>
+        </w:rPr>
+        <w:t xml:space="preserve"> (The first empty found)</w:t>
+      </w:r>
+      <w:r>
+        <w:rPr>
+          <w:rFonts w:ascii="Arial" w:eastAsia="Times New Roman" w:hAnsi="Arial" w:cs="Arial"/>
+          <w:color w:val="000000"/>
+          <w:lang w:val="en-US"/>
+        </w:rPr>
+        <w:t>.</w:t>
       </w:r>
     </w:p>
     <w:p>
@@ -3897,17 +3723,15 @@
         <w:jc w:val="both"/>
         <w:rPr>
           <w:rFonts w:ascii="Arial" w:hAnsi="Arial" w:cs="Arial"/>
-          <w:highlight w:val="yellow"/>
-          <w:lang w:val="en-US"/>
-        </w:rPr>
-      </w:pPr>
-      <w:r>
-        <w:rPr>
-          <w:rFonts w:ascii="Arial" w:eastAsia="Times New Roman" w:hAnsi="Arial" w:cs="Arial"/>
-          <w:b/>
-          <w:bCs/>
-          <w:color w:val="000000"/>
-          <w:highlight w:val="yellow"/>
+          <w:lang w:val="en-US"/>
+        </w:rPr>
+      </w:pPr>
+      <w:r>
+        <w:rPr>
+          <w:rFonts w:ascii="Arial" w:eastAsia="Times New Roman" w:hAnsi="Arial" w:cs="Arial"/>
+          <w:b/>
+          <w:bCs/>
+          <w:color w:val="000000"/>
           <w:lang w:val="en-US"/>
         </w:rPr>
         <w:t>3</w:t>
@@ -3916,7 +3740,6 @@
         <w:rPr>
           <w:rFonts w:ascii="Arial" w:eastAsia="Times New Roman" w:hAnsi="Arial" w:cs="Arial"/>
           <w:color w:val="000000"/>
-          <w:highlight w:val="yellow"/>
           <w:lang w:val="en-US"/>
         </w:rPr>
         <w:t xml:space="preserve"> – Delete the entry.</w:t>
@@ -3929,39 +3752,28 @@
         <w:spacing w:after="160" w:line="259" w:lineRule="atLeast"/>
         <w:jc w:val="both"/>
         <w:rPr>
-          <w:rFonts w:ascii="Arial" w:hAnsi="Arial" w:cs="Arial"/>
-          <w:highlight w:val="yellow"/>
-          <w:lang w:val="en-US"/>
-        </w:rPr>
-      </w:pPr>
-      <w:r>
-        <w:rPr>
-          <w:rFonts w:ascii="Arial" w:eastAsia="Times New Roman" w:hAnsi="Arial" w:cs="Arial"/>
-          <w:b/>
-          <w:bCs/>
-          <w:color w:val="000000"/>
-          <w:highlight w:val="yellow"/>
-          <w:lang w:val="en-US"/>
-        </w:rPr>
-        <w:t>4</w:t>
-      </w:r>
-      <w:r>
-        <w:rPr>
-          <w:rFonts w:ascii="Arial" w:eastAsia="Times New Roman" w:hAnsi="Arial" w:cs="Arial"/>
-          <w:color w:val="000000"/>
-          <w:highlight w:val="yellow"/>
-          <w:lang w:val="en-US"/>
-        </w:rPr>
-        <w:t xml:space="preserve"> – Clears all black listed entries</w:t>
-      </w:r>
-      <w:r>
-        <w:rPr>
-          <w:rFonts w:ascii="Arial" w:eastAsia="Times New Roman" w:hAnsi="Arial" w:cs="Arial"/>
-          <w:color w:val="000000"/>
-          <w:highlight w:val="yellow"/>
-          <w:lang w:val="en-US"/>
-        </w:rPr>
-        <w:t xml:space="preserve"> (use 8 to save).</w:t>
+          <w:rFonts w:ascii="Arial" w:eastAsia="Times New Roman" w:hAnsi="Arial" w:cs="Arial"/>
+          <w:color w:val="000000"/>
+          <w:lang w:val="fr-FR"/>
+        </w:rPr>
+      </w:pPr>
+      <w:r>
+        <w:rPr>
+          <w:rFonts w:ascii="Arial" w:eastAsia="Times New Roman" w:hAnsi="Arial" w:cs="Arial"/>
+          <w:b/>
+          <w:bCs/>
+          <w:color w:val="000000"/>
+          <w:lang w:val="fr-FR"/>
+        </w:rPr>
+        <w:t>5</w:t>
+      </w:r>
+      <w:r>
+        <w:rPr>
+          <w:rFonts w:ascii="Arial" w:eastAsia="Times New Roman" w:hAnsi="Arial" w:cs="Arial"/>
+          <w:color w:val="000000"/>
+          <w:lang w:val="fr-FR"/>
+        </w:rPr>
+        <w:t xml:space="preserve"> – History menu</w:t>
       </w:r>
     </w:p>
     <w:p>
@@ -3973,29 +3785,158 @@
         <w:rPr>
           <w:rFonts w:ascii="Arial" w:eastAsia="Times New Roman" w:hAnsi="Arial" w:cs="Arial"/>
           <w:color w:val="000000"/>
-          <w:highlight w:val="yellow"/>
-          <w:lang w:val="en-US"/>
-        </w:rPr>
-      </w:pPr>
-      <w:r>
-        <w:rPr>
-          <w:rFonts w:ascii="Arial" w:eastAsia="Times New Roman" w:hAnsi="Arial" w:cs="Arial"/>
-          <w:b/>
-          <w:bCs/>
-          <w:color w:val="000000"/>
-          <w:highlight w:val="yellow"/>
-          <w:lang w:val="en-US"/>
-        </w:rPr>
-        <w:t>5</w:t>
-      </w:r>
-      <w:r>
-        <w:rPr>
-          <w:rFonts w:ascii="Arial" w:eastAsia="Times New Roman" w:hAnsi="Arial" w:cs="Arial"/>
-          <w:color w:val="000000"/>
-          <w:highlight w:val="yellow"/>
-          <w:lang w:val="en-US"/>
-        </w:rPr>
-        <w:t xml:space="preserve"> – Scans history entries.</w:t>
+          <w:lang w:val="fr-FR"/>
+        </w:rPr>
+      </w:pPr>
+      <w:r>
+        <w:rPr>
+          <w:rFonts w:ascii="Arial" w:eastAsia="Times New Roman" w:hAnsi="Arial" w:cs="Arial"/>
+          <w:color w:val="000000"/>
+          <w:lang w:val="fr-FR"/>
+        </w:rPr>
+        <w:tab/>
+      </w:r>
+      <w:r>
+        <w:rPr>
+          <w:rFonts w:ascii="Arial" w:eastAsia="Times New Roman" w:hAnsi="Arial" w:cs="Arial"/>
+          <w:color w:val="000000"/>
+          <w:lang w:val="fr-FR"/>
+        </w:rPr>
+        <w:t>Clear history</w:t>
+      </w:r>
+      <w:r>
+        <w:rPr>
+          <w:rFonts w:ascii="Arial" w:eastAsia="Times New Roman" w:hAnsi="Arial" w:cs="Arial"/>
+          <w:color w:val="000000"/>
+          <w:lang w:val="fr-FR"/>
+        </w:rPr>
+        <w:t> : erase the history</w:t>
+      </w:r>
+    </w:p>
+    <w:p>
+      <w:pPr>
+        <w:pStyle w:val="Standard"/>
+        <w:autoSpaceDE w:val="0"/>
+        <w:spacing w:after="160" w:line="259" w:lineRule="atLeast"/>
+        <w:ind w:firstLine="709"/>
+        <w:jc w:val="both"/>
+        <w:rPr>
+          <w:rFonts w:ascii="Arial" w:eastAsia="Times New Roman" w:hAnsi="Arial" w:cs="Arial"/>
+          <w:color w:val="000000"/>
+          <w:lang w:val="en-US"/>
+        </w:rPr>
+      </w:pPr>
+      <w:r>
+        <w:rPr>
+          <w:rFonts w:ascii="Arial" w:eastAsia="Times New Roman" w:hAnsi="Arial" w:cs="Arial"/>
+          <w:color w:val="000000"/>
+          <w:lang w:val="fr-FR"/>
+        </w:rPr>
+        <w:t>Clear blacklist</w:t>
+      </w:r>
+      <w:r>
+        <w:rPr>
+          <w:rFonts w:ascii="Arial" w:eastAsia="Times New Roman" w:hAnsi="Arial" w:cs="Arial"/>
+          <w:color w:val="000000"/>
+          <w:lang w:val="en-US"/>
+        </w:rPr>
+        <w:t xml:space="preserve"> – Clears all black listed entries.</w:t>
+      </w:r>
+    </w:p>
+    <w:p>
+      <w:pPr>
+        <w:pStyle w:val="Standard"/>
+        <w:autoSpaceDE w:val="0"/>
+        <w:spacing w:after="160" w:line="259" w:lineRule="atLeast"/>
+        <w:ind w:firstLine="709"/>
+        <w:jc w:val="both"/>
+        <w:rPr>
+          <w:rFonts w:ascii="Arial" w:eastAsia="Times New Roman" w:hAnsi="Arial" w:cs="Arial"/>
+          <w:color w:val="000000"/>
+          <w:lang w:val="en-US"/>
+        </w:rPr>
+      </w:pPr>
+      <w:r>
+        <w:rPr>
+          <w:rFonts w:ascii="Arial" w:eastAsia="Times New Roman" w:hAnsi="Arial" w:cs="Arial"/>
+          <w:color w:val="000000"/>
+          <w:lang w:val="fr-FR"/>
+        </w:rPr>
+        <w:t>Clear non blacklist</w:t>
+      </w:r>
+      <w:r>
+        <w:rPr>
+          <w:rFonts w:ascii="Arial" w:eastAsia="Times New Roman" w:hAnsi="Arial" w:cs="Arial"/>
+          <w:color w:val="000000"/>
+          <w:lang w:val="en-US"/>
+        </w:rPr>
+        <w:t xml:space="preserve"> - Clears all non black listed entries.</w:t>
+      </w:r>
+    </w:p>
+    <w:p>
+      <w:pPr>
+        <w:pStyle w:val="Standard"/>
+        <w:autoSpaceDE w:val="0"/>
+        <w:spacing w:after="160" w:line="259" w:lineRule="atLeast"/>
+        <w:ind w:firstLine="709"/>
+        <w:jc w:val="both"/>
+        <w:rPr>
+          <w:rFonts w:ascii="Arial" w:hAnsi="Arial" w:cs="Arial"/>
+          <w:lang w:val="en-US"/>
+        </w:rPr>
+      </w:pPr>
+      <w:r>
+        <w:rPr>
+          <w:rFonts w:ascii="Arial" w:eastAsia="Times New Roman" w:hAnsi="Arial" w:cs="Arial"/>
+          <w:color w:val="000000"/>
+          <w:lang w:val="fr-FR"/>
+        </w:rPr>
+        <w:t>Save history</w:t>
+      </w:r>
+      <w:r>
+        <w:rPr>
+          <w:rFonts w:ascii="Arial" w:eastAsia="Times New Roman" w:hAnsi="Arial" w:cs="Arial"/>
+          <w:color w:val="000000"/>
+          <w:lang w:val="en-US"/>
+        </w:rPr>
+        <w:t xml:space="preserve"> – Saves the history.</w:t>
+      </w:r>
+    </w:p>
+    <w:p>
+      <w:pPr>
+        <w:pStyle w:val="Standard"/>
+        <w:autoSpaceDE w:val="0"/>
+        <w:spacing w:after="160" w:line="259" w:lineRule="atLeast"/>
+        <w:ind w:firstLine="709"/>
+        <w:jc w:val="both"/>
+        <w:rPr>
+          <w:rFonts w:ascii="Arial" w:hAnsi="Arial" w:cs="Arial"/>
+          <w:lang w:val="en-US"/>
+        </w:rPr>
+      </w:pPr>
+      <w:r>
+        <w:rPr>
+          <w:rFonts w:ascii="Arial" w:eastAsia="Times New Roman" w:hAnsi="Arial" w:cs="Arial"/>
+          <w:color w:val="000000"/>
+          <w:lang w:val="fr-FR"/>
+        </w:rPr>
+        <w:t>Save hist to ch</w:t>
+      </w:r>
+      <w:r>
+        <w:rPr>
+          <w:rFonts w:ascii="Arial" w:eastAsia="Times New Roman" w:hAnsi="Arial" w:cs="Arial"/>
+          <w:color w:val="000000"/>
+          <w:lang w:val="fr-FR"/>
+        </w:rPr>
+        <w:t> :</w:t>
+      </w:r>
+      <w:r>
+        <w:rPr>
+          <w:rFonts w:ascii="Arial" w:eastAsia="Times New Roman" w:hAnsi="Arial" w:cs="Arial"/>
+          <w:color w:val="000000"/>
+          <w:lang w:val="en-US"/>
+        </w:rPr>
+        <w:t xml:space="preserve"> Saves all the history items to free channels. Tip: try to avoid holes.</w:t>
       </w:r>
     </w:p>
     <w:p>
@@ -4006,17 +3947,15 @@
         <w:jc w:val="both"/>
         <w:rPr>
           <w:rFonts w:ascii="Arial" w:hAnsi="Arial" w:cs="Arial"/>
-          <w:highlight w:val="yellow"/>
-          <w:lang w:val="en-US"/>
-        </w:rPr>
-      </w:pPr>
-      <w:r>
-        <w:rPr>
-          <w:rFonts w:ascii="Arial" w:eastAsia="Times New Roman" w:hAnsi="Arial" w:cs="Arial"/>
-          <w:b/>
-          <w:bCs/>
-          <w:color w:val="000000"/>
-          <w:highlight w:val="yellow"/>
+          <w:lang w:val="en-US"/>
+        </w:rPr>
+      </w:pPr>
+      <w:r>
+        <w:rPr>
+          <w:rFonts w:ascii="Arial" w:eastAsia="Times New Roman" w:hAnsi="Arial" w:cs="Arial"/>
+          <w:b/>
+          <w:bCs/>
+          <w:color w:val="000000"/>
           <w:lang w:val="en-US"/>
         </w:rPr>
         <w:t xml:space="preserve">6 </w:t>
@@ -4025,7 +3964,6 @@
         <w:rPr>
           <w:rFonts w:ascii="Arial" w:eastAsia="Times New Roman" w:hAnsi="Arial" w:cs="Arial"/>
           <w:color w:val="000000"/>
-          <w:highlight w:val="yellow"/>
           <w:lang w:val="en-US"/>
         </w:rPr>
         <w:t>– Launch close call</w:t>
@@ -4034,10 +3972,67 @@
         <w:rPr>
           <w:rFonts w:ascii="Arial" w:eastAsia="Times New Roman" w:hAnsi="Arial" w:cs="Arial"/>
           <w:color w:val="000000"/>
-          <w:highlight w:val="yellow"/>
           <w:lang w:val="en-US"/>
         </w:rPr>
         <w:t>: detection of strong signals. When found, it is stored in history and close call continues.</w:t>
+      </w:r>
+      <w:r>
+        <w:rPr>
+          <w:rFonts w:ascii="Arial" w:eastAsia="Times New Roman" w:hAnsi="Arial" w:cs="Arial"/>
+          <w:color w:val="000000"/>
+          <w:lang w:val="en-US"/>
+        </w:rPr>
+        <w:br/>
+      </w:r>
+      <w:r>
+        <w:rPr>
+          <w:rFonts w:ascii="Arial" w:eastAsia="Times New Roman" w:hAnsi="Arial" w:cs="Arial"/>
+          <w:b/>
+          <w:bCs/>
+          <w:color w:val="000000"/>
+          <w:lang w:val="en-US"/>
+        </w:rPr>
+        <w:t>8</w:t>
+      </w:r>
+      <w:r>
+        <w:rPr>
+          <w:rFonts w:ascii="Arial" w:eastAsia="Times New Roman" w:hAnsi="Arial" w:cs="Arial"/>
+          <w:color w:val="000000"/>
+          <w:lang w:val="en-US"/>
+        </w:rPr>
+        <w:t xml:space="preserve"> - </w:t>
+      </w:r>
+      <w:r>
+        <w:rPr>
+          <w:rFonts w:ascii="Arial" w:eastAsia="Times New Roman" w:hAnsi="Arial" w:cs="Arial"/>
+          <w:color w:val="000000"/>
+          <w:lang w:val="fr-FR"/>
+        </w:rPr>
+        <w:t>Save history</w:t>
+      </w:r>
+      <w:r>
+        <w:rPr>
+          <w:rFonts w:ascii="Arial" w:eastAsia="Times New Roman" w:hAnsi="Arial" w:cs="Arial"/>
+          <w:color w:val="000000"/>
+          <w:lang w:val="en-US"/>
+        </w:rPr>
+        <w:t xml:space="preserve"> </w:t>
+      </w:r>
+      <w:r>
+        <w:rPr>
+          <w:rFonts w:ascii="Arial" w:eastAsia="Times New Roman" w:hAnsi="Arial" w:cs="Arial"/>
+          <w:color w:val="000000"/>
+          <w:lang w:val="en-US"/>
+        </w:rPr>
+        <w:t>to flash</w:t>
+      </w:r>
+      <w:r>
+        <w:rPr>
+          <w:rFonts w:ascii="Arial" w:eastAsia="Times New Roman" w:hAnsi="Arial" w:cs="Arial"/>
+          <w:color w:val="000000"/>
+          <w:lang w:val="en-US"/>
+        </w:rPr>
+        <w:t>.</w:t>
       </w:r>
     </w:p>
     <w:p>
@@ -4047,69 +4042,92 @@
         <w:spacing w:after="160" w:line="259" w:lineRule="atLeast"/>
         <w:jc w:val="both"/>
         <w:rPr>
-          <w:rFonts w:ascii="Arial" w:hAnsi="Arial" w:cs="Arial"/>
-          <w:highlight w:val="yellow"/>
-          <w:lang w:val="en-US"/>
-        </w:rPr>
-      </w:pPr>
-      <w:r>
-        <w:rPr>
-          <w:rFonts w:ascii="Arial" w:eastAsia="Times New Roman" w:hAnsi="Arial" w:cs="Arial"/>
-          <w:b/>
-          <w:bCs/>
-          <w:color w:val="000000"/>
-          <w:highlight w:val="yellow"/>
-          <w:lang w:val="en-US"/>
-        </w:rPr>
-        <w:t>7</w:t>
-      </w:r>
-      <w:r>
-        <w:rPr>
-          <w:rFonts w:ascii="Arial" w:eastAsia="Times New Roman" w:hAnsi="Arial" w:cs="Arial"/>
-          <w:color w:val="000000"/>
-          <w:highlight w:val="yellow"/>
-          <w:lang w:val="en-US"/>
-        </w:rPr>
-        <w:t xml:space="preserve"> - Clears all </w:t>
-      </w:r>
-      <w:proofErr w:type="spellStart"/>
-      <w:r>
-        <w:rPr>
-          <w:rFonts w:ascii="Arial" w:eastAsia="Times New Roman" w:hAnsi="Arial" w:cs="Arial"/>
-          <w:color w:val="000000"/>
-          <w:highlight w:val="yellow"/>
-          <w:lang w:val="en-US"/>
-        </w:rPr>
-        <w:t>non black</w:t>
-      </w:r>
-      <w:proofErr w:type="spellEnd"/>
-      <w:r>
-        <w:rPr>
-          <w:rFonts w:ascii="Arial" w:eastAsia="Times New Roman" w:hAnsi="Arial" w:cs="Arial"/>
-          <w:color w:val="000000"/>
-          <w:highlight w:val="yellow"/>
-          <w:lang w:val="en-US"/>
-        </w:rPr>
-        <w:t xml:space="preserve"> listed entries</w:t>
-      </w:r>
-      <w:r>
-        <w:rPr>
-          <w:rFonts w:ascii="Arial" w:eastAsia="Times New Roman" w:hAnsi="Arial" w:cs="Arial"/>
-          <w:color w:val="000000"/>
-          <w:highlight w:val="yellow"/>
-          <w:lang w:val="en-US"/>
-        </w:rPr>
-        <w:t xml:space="preserve"> (use 8 to save)</w:t>
-      </w:r>
-      <w:r>
-        <w:rPr>
-          <w:rFonts w:ascii="Arial" w:eastAsia="Times New Roman" w:hAnsi="Arial" w:cs="Arial"/>
-          <w:color w:val="000000"/>
-          <w:highlight w:val="yellow"/>
-          <w:lang w:val="en-US"/>
-        </w:rPr>
-        <w:t>.</w:t>
-      </w:r>
+          <w:rFonts w:ascii="Arial" w:eastAsia="Times New Roman" w:hAnsi="Arial" w:cs="Arial"/>
+          <w:color w:val="000000"/>
+          <w:lang w:val="en-US"/>
+        </w:rPr>
+      </w:pPr>
+      <w:r>
+        <w:rPr>
+          <w:rFonts w:ascii="Arial" w:eastAsia="Times New Roman" w:hAnsi="Arial" w:cs="Arial"/>
+          <w:b/>
+          <w:bCs/>
+          <w:color w:val="000000"/>
+          <w:lang w:val="en-US"/>
+        </w:rPr>
+        <w:t>EXIT</w:t>
+      </w:r>
+      <w:r>
+        <w:rPr>
+          <w:rFonts w:ascii="Arial" w:eastAsia="Times New Roman" w:hAnsi="Arial" w:cs="Arial"/>
+          <w:color w:val="000000"/>
+          <w:lang w:val="en-US"/>
+        </w:rPr>
+        <w:t xml:space="preserve"> : go back to </w:t>
+      </w:r>
+      <w:r>
+        <w:rPr>
+          <w:rFonts w:ascii="Arial" w:eastAsia="Times New Roman" w:hAnsi="Arial" w:cs="Arial"/>
+          <w:color w:val="000000"/>
+          <w:lang w:val="en-US"/>
+        </w:rPr>
+        <w:t>UW</w:t>
+      </w:r>
+      <w:r>
+        <w:rPr>
+          <w:rFonts w:ascii="Arial" w:eastAsia="Times New Roman" w:hAnsi="Arial" w:cs="Arial"/>
+          <w:color w:val="000000"/>
+          <w:lang w:val="en-US"/>
+        </w:rPr>
+        <w:t xml:space="preserve"> or SPECTRUM</w:t>
+      </w:r>
+    </w:p>
+    <w:p>
+      <w:pPr>
+        <w:pStyle w:val="Titre2"/>
+        <w:rPr>
+          <w:rFonts w:ascii="Arial" w:eastAsia="Times New Roman" w:hAnsi="Arial" w:cs="Arial"/>
+          <w:lang w:val="en-US"/>
+        </w:rPr>
+      </w:pPr>
+    </w:p>
+    <w:p>
+      <w:pPr>
+        <w:pStyle w:val="Titre2"/>
+        <w:rPr>
+          <w:rFonts w:ascii="Arial" w:eastAsia="Times New Roman" w:hAnsi="Arial" w:cs="Arial"/>
+          <w:lang w:val="en-US"/>
+        </w:rPr>
+      </w:pPr>
+      <w:r>
+        <w:rPr>
+          <w:rFonts w:ascii="Arial" w:eastAsia="Times New Roman" w:hAnsi="Arial" w:cs="Arial"/>
+          <w:lang w:val="en-US"/>
+        </w:rPr>
+        <w:t xml:space="preserve">Keys </w:t>
+      </w:r>
+      <w:r>
+        <w:rPr>
+          <w:rFonts w:ascii="Arial" w:hAnsi="Arial" w:cs="Arial"/>
+          <w:lang w:val="en-US"/>
+        </w:rPr>
+        <w:t>in</w:t>
+      </w:r>
+      <w:r>
+        <w:rPr>
+          <w:rFonts w:ascii="Arial" w:eastAsia="Times New Roman" w:hAnsi="Arial" w:cs="Arial"/>
+          <w:lang w:val="en-US"/>
+        </w:rPr>
+        <w:t xml:space="preserve"> band selection</w:t>
+      </w:r>
+    </w:p>
+    <w:p>
+      <w:pPr>
+        <w:rPr>
+          <w:rFonts w:ascii="Arial" w:hAnsi="Arial" w:cs="Arial"/>
+          <w:lang w:val="en-US"/>
+        </w:rPr>
+      </w:pPr>
     </w:p>
     <w:p>
       <w:pPr>
@@ -4118,48 +4136,28 @@
         <w:spacing w:after="160" w:line="259" w:lineRule="atLeast"/>
         <w:jc w:val="both"/>
         <w:rPr>
-          <w:rFonts w:ascii="Arial" w:hAnsi="Arial" w:cs="Arial"/>
-          <w:highlight w:val="yellow"/>
-          <w:lang w:val="en-US"/>
-        </w:rPr>
-      </w:pPr>
-      <w:r>
-        <w:rPr>
-          <w:rFonts w:ascii="Arial" w:eastAsia="Times New Roman" w:hAnsi="Arial" w:cs="Arial"/>
-          <w:b/>
-          <w:bCs/>
-          <w:color w:val="000000"/>
-          <w:highlight w:val="yellow"/>
-          <w:lang w:val="en-US"/>
-        </w:rPr>
-        <w:t xml:space="preserve">8 </w:t>
-      </w:r>
-      <w:r>
-        <w:rPr>
-          <w:rFonts w:ascii="Arial" w:eastAsia="Times New Roman" w:hAnsi="Arial" w:cs="Arial"/>
-          <w:color w:val="000000"/>
-          <w:highlight w:val="yellow"/>
-          <w:lang w:val="en-US"/>
-        </w:rPr>
-        <w:t>–</w:t>
-      </w:r>
-      <w:r>
-        <w:rPr>
-          <w:rFonts w:ascii="Arial" w:eastAsia="Times New Roman" w:hAnsi="Arial" w:cs="Arial"/>
-          <w:color w:val="000000"/>
-          <w:highlight w:val="yellow"/>
-          <w:lang w:val="en-US"/>
-        </w:rPr>
-        <w:t xml:space="preserve"> </w:t>
-      </w:r>
-      <w:r>
-        <w:rPr>
-          <w:rFonts w:ascii="Arial" w:eastAsia="Times New Roman" w:hAnsi="Arial" w:cs="Arial"/>
-          <w:color w:val="000000"/>
-          <w:highlight w:val="yellow"/>
-          <w:lang w:val="en-US"/>
-        </w:rPr>
-        <w:t>Saves the history.</w:t>
+          <w:rFonts w:ascii="Arial" w:eastAsia="Times New Roman" w:hAnsi="Arial" w:cs="Arial"/>
+          <w:color w:val="000000"/>
+          <w:lang w:val="en-US"/>
+        </w:rPr>
+      </w:pPr>
+      <w:r>
+        <w:rPr>
+          <w:rFonts w:ascii="Arial" w:eastAsia="Times New Roman" w:hAnsi="Arial" w:cs="Arial"/>
+          <w:b/>
+          <w:bCs/>
+          <w:color w:val="000000"/>
+          <w:lang w:val="en-US"/>
+        </w:rPr>
+        <w:t xml:space="preserve">&lt;,&gt; </w:t>
+      </w:r>
+      <w:r>
+        <w:rPr>
+          <w:rFonts w:ascii="Arial" w:eastAsia="Times New Roman" w:hAnsi="Arial" w:cs="Arial"/>
+          <w:color w:val="000000"/>
+          <w:lang w:val="en-US"/>
+        </w:rPr>
+        <w:t>- Move to previous / next item</w:t>
       </w:r>
     </w:p>
     <w:p>
@@ -4169,78 +4167,44 @@
         <w:spacing w:after="160" w:line="259" w:lineRule="atLeast"/>
         <w:jc w:val="both"/>
         <w:rPr>
-          <w:rFonts w:ascii="Arial" w:eastAsia="Times New Roman" w:hAnsi="Arial" w:cs="Arial"/>
-          <w:color w:val="000000"/>
-          <w:lang w:val="en-US"/>
-        </w:rPr>
-      </w:pPr>
-      <w:r>
-        <w:rPr>
-          <w:rFonts w:ascii="Arial" w:eastAsia="Times New Roman" w:hAnsi="Arial" w:cs="Arial"/>
-          <w:b/>
-          <w:bCs/>
-          <w:color w:val="000000"/>
-          <w:highlight w:val="yellow"/>
-          <w:lang w:val="en-US"/>
-        </w:rPr>
-        <w:t>EXIT</w:t>
-      </w:r>
-      <w:r>
-        <w:rPr>
-          <w:rFonts w:ascii="Arial" w:eastAsia="Times New Roman" w:hAnsi="Arial" w:cs="Arial"/>
-          <w:color w:val="000000"/>
-          <w:highlight w:val="yellow"/>
-          <w:lang w:val="en-US"/>
-        </w:rPr>
-        <w:t> : go back to SCAN or SPECTRUM</w:t>
-      </w:r>
-    </w:p>
-    <w:p>
-      <w:pPr>
-        <w:pStyle w:val="Titre2"/>
-        <w:rPr>
-          <w:rFonts w:ascii="Arial" w:eastAsia="Times New Roman" w:hAnsi="Arial" w:cs="Arial"/>
-          <w:lang w:val="en-US"/>
-        </w:rPr>
-      </w:pPr>
-    </w:p>
-    <w:p>
-      <w:pPr>
-        <w:pStyle w:val="Titre2"/>
-        <w:rPr>
-          <w:rFonts w:ascii="Arial" w:eastAsia="Times New Roman" w:hAnsi="Arial" w:cs="Arial"/>
-          <w:lang w:val="en-US"/>
-        </w:rPr>
-      </w:pPr>
-      <w:r>
-        <w:rPr>
-          <w:rFonts w:ascii="Arial" w:eastAsia="Times New Roman" w:hAnsi="Arial" w:cs="Arial"/>
-          <w:lang w:val="en-US"/>
-        </w:rPr>
-        <w:t xml:space="preserve">Keys </w:t>
-      </w:r>
-      <w:r>
-        <w:rPr>
-          <w:rFonts w:ascii="Arial" w:hAnsi="Arial" w:cs="Arial"/>
-          <w:lang w:val="en-US"/>
-        </w:rPr>
-        <w:t>in</w:t>
-      </w:r>
-      <w:r>
-        <w:rPr>
-          <w:rFonts w:ascii="Arial" w:eastAsia="Times New Roman" w:hAnsi="Arial" w:cs="Arial"/>
-          <w:lang w:val="en-US"/>
-        </w:rPr>
-        <w:t xml:space="preserve"> band selection</w:t>
-      </w:r>
-    </w:p>
-    <w:p>
-      <w:pPr>
-        <w:rPr>
-          <w:rFonts w:ascii="Arial" w:hAnsi="Arial" w:cs="Arial"/>
-          <w:lang w:val="en-US"/>
-        </w:rPr>
-      </w:pPr>
+          <w:rFonts w:ascii="Arial" w:hAnsi="Arial" w:cs="Arial"/>
+          <w:lang w:val="en-US"/>
+        </w:rPr>
+      </w:pPr>
+      <w:r>
+        <w:rPr>
+          <w:rFonts w:ascii="Arial" w:eastAsia="Times New Roman" w:hAnsi="Arial" w:cs="Arial"/>
+          <w:b/>
+          <w:bCs/>
+          <w:color w:val="000000"/>
+          <w:lang w:val="en-US"/>
+        </w:rPr>
+        <w:t>1,3</w:t>
+      </w:r>
+      <w:r>
+        <w:rPr>
+          <w:rFonts w:ascii="Arial" w:eastAsia="Times New Roman" w:hAnsi="Arial" w:cs="Arial"/>
+          <w:color w:val="000000"/>
+          <w:lang w:val="en-US"/>
+        </w:rPr>
+        <w:t xml:space="preserve"> – Select </w:t>
+      </w:r>
+      <w:r>
+        <w:rPr>
+          <w:rFonts w:ascii="Arial" w:eastAsia="Times New Roman" w:hAnsi="Arial" w:cs="Arial"/>
+          <w:color w:val="000000"/>
+          <w:lang w:val="en-US"/>
+        </w:rPr>
+        <w:t xml:space="preserve">a </w:t>
+      </w:r>
+      <w:r>
+        <w:rPr>
+          <w:rFonts w:ascii="Arial" w:eastAsia="Times New Roman" w:hAnsi="Arial" w:cs="Arial"/>
+          <w:color w:val="000000"/>
+          <w:lang w:val="en-US"/>
+        </w:rPr>
+        <w:t>preset</w:t>
+      </w:r>
     </w:p>
     <w:p>
       <w:pPr>
@@ -4249,28 +4213,27 @@
         <w:spacing w:after="160" w:line="259" w:lineRule="atLeast"/>
         <w:jc w:val="both"/>
         <w:rPr>
-          <w:rFonts w:ascii="Arial" w:eastAsia="Times New Roman" w:hAnsi="Arial" w:cs="Arial"/>
-          <w:color w:val="000000"/>
-          <w:lang w:val="en-US"/>
-        </w:rPr>
-      </w:pPr>
-      <w:r>
-        <w:rPr>
-          <w:rFonts w:ascii="Arial" w:eastAsia="Times New Roman" w:hAnsi="Arial" w:cs="Arial"/>
-          <w:b/>
-          <w:bCs/>
-          <w:color w:val="000000"/>
-          <w:lang w:val="en-US"/>
-        </w:rPr>
-        <w:t xml:space="preserve">&lt;,&gt; </w:t>
-      </w:r>
-      <w:r>
-        <w:rPr>
-          <w:rFonts w:ascii="Arial" w:eastAsia="Times New Roman" w:hAnsi="Arial" w:cs="Arial"/>
-          <w:color w:val="000000"/>
-          <w:lang w:val="en-US"/>
-        </w:rPr>
-        <w:t>- Move to previous / next item</w:t>
+          <w:rFonts w:ascii="Arial" w:hAnsi="Arial" w:cs="Arial"/>
+          <w:lang w:val="en-US"/>
+        </w:rPr>
+      </w:pPr>
+      <w:r>
+        <w:rPr>
+          <w:rFonts w:ascii="Arial" w:eastAsia="Times New Roman" w:hAnsi="Arial" w:cs="Arial"/>
+          <w:b/>
+          <w:bCs/>
+          <w:color w:val="000000"/>
+          <w:lang w:val="en-US"/>
+        </w:rPr>
+        <w:t>4</w:t>
+      </w:r>
+      <w:r>
+        <w:rPr>
+          <w:rFonts w:ascii="Arial" w:eastAsia="Times New Roman" w:hAnsi="Arial" w:cs="Arial"/>
+          <w:color w:val="000000"/>
+          <w:lang w:val="en-US"/>
+        </w:rPr>
+        <w:t xml:space="preserve"> – Activate or deactivate one band.</w:t>
       </w:r>
     </w:p>
     <w:p>
@@ -4280,43 +4243,28 @@
         <w:spacing w:after="160" w:line="259" w:lineRule="atLeast"/>
         <w:jc w:val="both"/>
         <w:rPr>
-          <w:rFonts w:ascii="Arial" w:hAnsi="Arial" w:cs="Arial"/>
-          <w:lang w:val="en-US"/>
-        </w:rPr>
-      </w:pPr>
-      <w:r>
-        <w:rPr>
-          <w:rFonts w:ascii="Arial" w:eastAsia="Times New Roman" w:hAnsi="Arial" w:cs="Arial"/>
-          <w:b/>
-          <w:bCs/>
-          <w:color w:val="000000"/>
-          <w:lang w:val="en-US"/>
-        </w:rPr>
-        <w:t>1,3</w:t>
-      </w:r>
-      <w:r>
-        <w:rPr>
-          <w:rFonts w:ascii="Arial" w:eastAsia="Times New Roman" w:hAnsi="Arial" w:cs="Arial"/>
-          <w:color w:val="000000"/>
-          <w:lang w:val="en-US"/>
-        </w:rPr>
-        <w:t xml:space="preserve"> – Select </w:t>
-      </w:r>
-      <w:r>
-        <w:rPr>
-          <w:rFonts w:ascii="Arial" w:eastAsia="Times New Roman" w:hAnsi="Arial" w:cs="Arial"/>
-          <w:color w:val="000000"/>
-          <w:lang w:val="en-US"/>
-        </w:rPr>
-        <w:t xml:space="preserve">a </w:t>
-      </w:r>
-      <w:r>
-        <w:rPr>
-          <w:rFonts w:ascii="Arial" w:eastAsia="Times New Roman" w:hAnsi="Arial" w:cs="Arial"/>
-          <w:color w:val="000000"/>
-          <w:lang w:val="en-US"/>
-        </w:rPr>
-        <w:t>preset</w:t>
+          <w:rFonts w:ascii="Arial" w:eastAsia="Times New Roman" w:hAnsi="Arial" w:cs="Arial"/>
+          <w:color w:val="000000"/>
+          <w:lang w:val="en-US"/>
+        </w:rPr>
+      </w:pPr>
+      <w:r>
+        <w:rPr>
+          <w:rFonts w:ascii="Arial" w:eastAsia="Times New Roman" w:hAnsi="Arial" w:cs="Arial"/>
+          <w:b/>
+          <w:bCs/>
+          <w:color w:val="000000"/>
+          <w:lang w:val="en-US"/>
+        </w:rPr>
+        <w:t>5</w:t>
+      </w:r>
+      <w:r>
+        <w:rPr>
+          <w:rFonts w:ascii="Arial" w:eastAsia="Times New Roman" w:hAnsi="Arial" w:cs="Arial"/>
+          <w:color w:val="000000"/>
+          <w:lang w:val="en-US"/>
+        </w:rPr>
+        <w:t xml:space="preserve"> – Activate one band and deactivate any other</w:t>
       </w:r>
     </w:p>
     <w:p>
@@ -4338,15 +4286,15 @@
           <w:color w:val="000000"/>
           <w:lang w:val="en-US"/>
         </w:rPr>
-        <w:t>4</w:t>
-      </w:r>
-      <w:r>
-        <w:rPr>
-          <w:rFonts w:ascii="Arial" w:eastAsia="Times New Roman" w:hAnsi="Arial" w:cs="Arial"/>
-          <w:color w:val="000000"/>
-          <w:lang w:val="en-US"/>
-        </w:rPr>
-        <w:t xml:space="preserve"> – Activate or deactivate one band.</w:t>
+        <w:t>7</w:t>
+      </w:r>
+      <w:r>
+        <w:rPr>
+          <w:rFonts w:ascii="Arial" w:eastAsia="Times New Roman" w:hAnsi="Arial" w:cs="Arial"/>
+          <w:color w:val="000000"/>
+          <w:lang w:val="en-US"/>
+        </w:rPr>
+        <w:t xml:space="preserve"> – Save current preset.</w:t>
       </w:r>
     </w:p>
     <w:p>
@@ -4369,15 +4317,23 @@
           <w:color w:val="000000"/>
           <w:lang w:val="en-US"/>
         </w:rPr>
-        <w:t>5</w:t>
-      </w:r>
-      <w:r>
-        <w:rPr>
-          <w:rFonts w:ascii="Arial" w:eastAsia="Times New Roman" w:hAnsi="Arial" w:cs="Arial"/>
-          <w:color w:val="000000"/>
-          <w:lang w:val="en-US"/>
-        </w:rPr>
-        <w:t xml:space="preserve"> – Activate one band and deactivate any other</w:t>
+        <w:t>MENU</w:t>
+      </w:r>
+      <w:r>
+        <w:rPr>
+          <w:rFonts w:ascii="Arial" w:eastAsia="Times New Roman" w:hAnsi="Arial" w:cs="Arial"/>
+          <w:color w:val="000000"/>
+          <w:lang w:val="en-US"/>
+        </w:rPr>
+        <w:t xml:space="preserve"> - </w:t>
+      </w:r>
+      <w:r>
+        <w:rPr>
+          <w:rFonts w:ascii="Arial" w:eastAsia="Times New Roman" w:hAnsi="Arial" w:cs="Arial"/>
+          <w:color w:val="000000"/>
+          <w:lang w:val="en-US"/>
+        </w:rPr>
+        <w:t> activate selected item and start scanning</w:t>
       </w:r>
     </w:p>
     <w:p>
@@ -4387,27 +4343,28 @@
         <w:spacing w:after="160" w:line="259" w:lineRule="atLeast"/>
         <w:jc w:val="both"/>
         <w:rPr>
-          <w:rFonts w:ascii="Arial" w:hAnsi="Arial" w:cs="Arial"/>
-          <w:lang w:val="en-US"/>
-        </w:rPr>
-      </w:pPr>
-      <w:r>
-        <w:rPr>
-          <w:rFonts w:ascii="Arial" w:eastAsia="Times New Roman" w:hAnsi="Arial" w:cs="Arial"/>
-          <w:b/>
-          <w:bCs/>
-          <w:color w:val="000000"/>
-          <w:lang w:val="en-US"/>
-        </w:rPr>
-        <w:t>7</w:t>
-      </w:r>
-      <w:r>
-        <w:rPr>
-          <w:rFonts w:ascii="Arial" w:eastAsia="Times New Roman" w:hAnsi="Arial" w:cs="Arial"/>
-          <w:color w:val="000000"/>
-          <w:lang w:val="en-US"/>
-        </w:rPr>
-        <w:t xml:space="preserve"> – Save current preset.</w:t>
+          <w:rFonts w:ascii="Arial" w:eastAsia="Times New Roman" w:hAnsi="Arial" w:cs="Arial"/>
+          <w:color w:val="000000"/>
+          <w:lang w:val="en-US"/>
+        </w:rPr>
+      </w:pPr>
+      <w:r>
+        <w:rPr>
+          <w:rFonts w:ascii="Arial" w:eastAsia="Times New Roman" w:hAnsi="Arial" w:cs="Arial"/>
+          <w:b/>
+          <w:bCs/>
+          <w:color w:val="000000"/>
+          <w:lang w:val="en-US"/>
+        </w:rPr>
+        <w:t>EXIT</w:t>
+      </w:r>
+      <w:r>
+        <w:rPr>
+          <w:rFonts w:ascii="Arial" w:eastAsia="Times New Roman" w:hAnsi="Arial" w:cs="Arial"/>
+          <w:color w:val="000000"/>
+          <w:lang w:val="en-US"/>
+        </w:rPr>
+        <w:t> : go back to SCAN or SPECTRUM</w:t>
       </w:r>
     </w:p>
     <w:p>
@@ -4422,31 +4379,35 @@
           <w:lang w:val="en-US"/>
         </w:rPr>
       </w:pPr>
-      <w:r>
-        <w:rPr>
-          <w:rFonts w:ascii="Arial" w:eastAsia="Times New Roman" w:hAnsi="Arial" w:cs="Arial"/>
-          <w:b/>
-          <w:bCs/>
-          <w:color w:val="000000"/>
-          <w:lang w:val="en-US"/>
-        </w:rPr>
-        <w:t>MENU</w:t>
-      </w:r>
-      <w:r>
-        <w:rPr>
-          <w:rFonts w:ascii="Arial" w:eastAsia="Times New Roman" w:hAnsi="Arial" w:cs="Arial"/>
-          <w:color w:val="000000"/>
-          <w:lang w:val="en-US"/>
-        </w:rPr>
-        <w:t xml:space="preserve"> - </w:t>
-      </w:r>
-      <w:r>
-        <w:rPr>
-          <w:rFonts w:ascii="Arial" w:eastAsia="Times New Roman" w:hAnsi="Arial" w:cs="Arial"/>
-          <w:color w:val="000000"/>
-          <w:lang w:val="en-US"/>
-        </w:rPr>
-        <w:t> activate selected item and start scanning</w:t>
+    </w:p>
+    <w:p>
+      <w:pPr>
+        <w:pStyle w:val="Titre2"/>
+        <w:rPr>
+          <w:rFonts w:ascii="Arial" w:eastAsia="Times New Roman" w:hAnsi="Arial" w:cs="Arial"/>
+          <w:lang w:val="en-US"/>
+        </w:rPr>
+      </w:pPr>
+      <w:r>
+        <w:rPr>
+          <w:rFonts w:ascii="Arial" w:eastAsia="Times New Roman" w:hAnsi="Arial" w:cs="Arial"/>
+          <w:lang w:val="en-US"/>
+        </w:rPr>
+        <w:t xml:space="preserve">Keys </w:t>
+      </w:r>
+      <w:r>
+        <w:rPr>
+          <w:rFonts w:ascii="Arial" w:hAnsi="Arial" w:cs="Arial"/>
+          <w:lang w:val="en-US"/>
+        </w:rPr>
+        <w:t>in</w:t>
+      </w:r>
+      <w:r>
+        <w:rPr>
+          <w:rFonts w:ascii="Arial" w:eastAsia="Times New Roman" w:hAnsi="Arial" w:cs="Arial"/>
+          <w:lang w:val="en-US"/>
+        </w:rPr>
+        <w:t xml:space="preserve"> scanlist selection</w:t>
       </w:r>
     </w:p>
     <w:p>
@@ -4469,15 +4430,15 @@
           <w:color w:val="000000"/>
           <w:lang w:val="en-US"/>
         </w:rPr>
-        <w:t>EXIT</w:t>
-      </w:r>
-      <w:r>
-        <w:rPr>
-          <w:rFonts w:ascii="Arial" w:eastAsia="Times New Roman" w:hAnsi="Arial" w:cs="Arial"/>
-          <w:color w:val="000000"/>
-          <w:lang w:val="en-US"/>
-        </w:rPr>
-        <w:t> : go back to SCAN or SPECTRUM</w:t>
+        <w:t xml:space="preserve">&lt;,&gt; </w:t>
+      </w:r>
+      <w:r>
+        <w:rPr>
+          <w:rFonts w:ascii="Arial" w:eastAsia="Times New Roman" w:hAnsi="Arial" w:cs="Arial"/>
+          <w:color w:val="000000"/>
+          <w:lang w:val="en-US"/>
+        </w:rPr>
+        <w:t>- Move to previous / next item</w:t>
       </w:r>
     </w:p>
     <w:p>
@@ -4487,56 +4448,43 @@
         <w:spacing w:after="160" w:line="259" w:lineRule="atLeast"/>
         <w:jc w:val="both"/>
         <w:rPr>
-          <w:rFonts w:ascii="Arial" w:eastAsia="Times New Roman" w:hAnsi="Arial" w:cs="Arial"/>
-          <w:color w:val="000000"/>
-          <w:lang w:val="en-US"/>
-        </w:rPr>
-      </w:pPr>
-    </w:p>
-    <w:p>
-      <w:pPr>
-        <w:pStyle w:val="Titre2"/>
-        <w:rPr>
-          <w:rFonts w:ascii="Arial" w:eastAsia="Times New Roman" w:hAnsi="Arial" w:cs="Arial"/>
-          <w:lang w:val="en-US"/>
-        </w:rPr>
-      </w:pPr>
-      <w:r>
-        <w:rPr>
-          <w:rFonts w:ascii="Arial" w:eastAsia="Times New Roman" w:hAnsi="Arial" w:cs="Arial"/>
-          <w:lang w:val="en-US"/>
-        </w:rPr>
-        <w:t xml:space="preserve">Keys </w:t>
-      </w:r>
-      <w:r>
-        <w:rPr>
-          <w:rFonts w:ascii="Arial" w:hAnsi="Arial" w:cs="Arial"/>
-          <w:lang w:val="en-US"/>
-        </w:rPr>
-        <w:t>in</w:t>
-      </w:r>
-      <w:r>
-        <w:rPr>
-          <w:rFonts w:ascii="Arial" w:eastAsia="Times New Roman" w:hAnsi="Arial" w:cs="Arial"/>
-          <w:lang w:val="en-US"/>
-        </w:rPr>
-        <w:t xml:space="preserve"> </w:t>
-      </w:r>
-      <w:proofErr w:type="spellStart"/>
-      <w:r>
-        <w:rPr>
-          <w:rFonts w:ascii="Arial" w:eastAsia="Times New Roman" w:hAnsi="Arial" w:cs="Arial"/>
+          <w:rFonts w:ascii="Arial" w:hAnsi="Arial" w:cs="Arial"/>
+          <w:lang w:val="en-US"/>
+        </w:rPr>
+      </w:pPr>
+      <w:r>
+        <w:rPr>
+          <w:rFonts w:ascii="Arial" w:eastAsia="Times New Roman" w:hAnsi="Arial" w:cs="Arial"/>
+          <w:b/>
+          <w:bCs/>
+          <w:color w:val="000000"/>
+          <w:lang w:val="en-US"/>
+        </w:rPr>
+        <w:t>4</w:t>
+      </w:r>
+      <w:r>
+        <w:rPr>
+          <w:rFonts w:ascii="Arial" w:eastAsia="Times New Roman" w:hAnsi="Arial" w:cs="Arial"/>
+          <w:color w:val="000000"/>
+          <w:lang w:val="en-US"/>
+        </w:rPr>
+        <w:t xml:space="preserve"> – Activate or deactivate one </w:t>
+      </w:r>
+      <w:r>
+        <w:rPr>
+          <w:rFonts w:ascii="Arial" w:eastAsia="Times New Roman" w:hAnsi="Arial" w:cs="Arial"/>
+          <w:color w:val="000000"/>
           <w:lang w:val="en-US"/>
         </w:rPr>
         <w:t>scanlist</w:t>
       </w:r>
-      <w:proofErr w:type="spellEnd"/>
-      <w:r>
-        <w:rPr>
-          <w:rFonts w:ascii="Arial" w:eastAsia="Times New Roman" w:hAnsi="Arial" w:cs="Arial"/>
-          <w:lang w:val="en-US"/>
-        </w:rPr>
-        <w:t xml:space="preserve"> selection</w:t>
+      <w:r>
+        <w:rPr>
+          <w:rFonts w:ascii="Arial" w:eastAsia="Times New Roman" w:hAnsi="Arial" w:cs="Arial"/>
+          <w:color w:val="000000"/>
+          <w:lang w:val="en-US"/>
+        </w:rPr>
+        <w:t>.</w:t>
       </w:r>
     </w:p>
     <w:p>
@@ -4559,15 +4507,31 @@
           <w:color w:val="000000"/>
           <w:lang w:val="en-US"/>
         </w:rPr>
-        <w:t xml:space="preserve">&lt;,&gt; </w:t>
-      </w:r>
-      <w:r>
-        <w:rPr>
-          <w:rFonts w:ascii="Arial" w:eastAsia="Times New Roman" w:hAnsi="Arial" w:cs="Arial"/>
-          <w:color w:val="000000"/>
-          <w:lang w:val="en-US"/>
-        </w:rPr>
-        <w:t>- Move to previous / next item</w:t>
+        <w:t>5</w:t>
+      </w:r>
+      <w:r>
+        <w:rPr>
+          <w:rFonts w:ascii="Arial" w:eastAsia="Times New Roman" w:hAnsi="Arial" w:cs="Arial"/>
+          <w:color w:val="000000"/>
+          <w:lang w:val="en-US"/>
+        </w:rPr>
+        <w:t xml:space="preserve"> – Activate one </w:t>
+      </w:r>
+      <w:r>
+        <w:rPr>
+          <w:rFonts w:ascii="Arial" w:eastAsia="Times New Roman" w:hAnsi="Arial" w:cs="Arial"/>
+          <w:color w:val="000000"/>
+          <w:lang w:val="en-US"/>
+        </w:rPr>
+        <w:t>scanlist</w:t>
+      </w:r>
+      <w:r>
+        <w:rPr>
+          <w:rFonts w:ascii="Arial" w:eastAsia="Times New Roman" w:hAnsi="Arial" w:cs="Arial"/>
+          <w:color w:val="000000"/>
+          <w:lang w:val="en-US"/>
+        </w:rPr>
+        <w:t xml:space="preserve"> and deactivate any other</w:t>
       </w:r>
     </w:p>
     <w:p>
@@ -4577,45 +4541,36 @@
         <w:spacing w:after="160" w:line="259" w:lineRule="atLeast"/>
         <w:jc w:val="both"/>
         <w:rPr>
-          <w:rFonts w:ascii="Arial" w:hAnsi="Arial" w:cs="Arial"/>
-          <w:lang w:val="en-US"/>
-        </w:rPr>
-      </w:pPr>
-      <w:r>
-        <w:rPr>
-          <w:rFonts w:ascii="Arial" w:eastAsia="Times New Roman" w:hAnsi="Arial" w:cs="Arial"/>
-          <w:b/>
-          <w:bCs/>
-          <w:color w:val="000000"/>
-          <w:lang w:val="en-US"/>
-        </w:rPr>
-        <w:t>4</w:t>
-      </w:r>
-      <w:r>
-        <w:rPr>
-          <w:rFonts w:ascii="Arial" w:eastAsia="Times New Roman" w:hAnsi="Arial" w:cs="Arial"/>
-          <w:color w:val="000000"/>
-          <w:lang w:val="en-US"/>
-        </w:rPr>
-        <w:t xml:space="preserve"> – Activate or deactivate one </w:t>
-      </w:r>
-      <w:proofErr w:type="spellStart"/>
-      <w:r>
-        <w:rPr>
-          <w:rFonts w:ascii="Arial" w:eastAsia="Times New Roman" w:hAnsi="Arial" w:cs="Arial"/>
-          <w:color w:val="000000"/>
-          <w:lang w:val="en-US"/>
-        </w:rPr>
-        <w:t>scanlist</w:t>
-      </w:r>
-      <w:proofErr w:type="spellEnd"/>
-      <w:r>
-        <w:rPr>
-          <w:rFonts w:ascii="Arial" w:eastAsia="Times New Roman" w:hAnsi="Arial" w:cs="Arial"/>
-          <w:color w:val="000000"/>
-          <w:lang w:val="en-US"/>
-        </w:rPr>
-        <w:t>.</w:t>
+          <w:rFonts w:ascii="Arial" w:eastAsia="Times New Roman" w:hAnsi="Arial" w:cs="Arial"/>
+          <w:color w:val="000000"/>
+          <w:lang w:val="en-US"/>
+        </w:rPr>
+      </w:pPr>
+      <w:r>
+        <w:rPr>
+          <w:rFonts w:ascii="Arial" w:eastAsia="Times New Roman" w:hAnsi="Arial" w:cs="Arial"/>
+          <w:b/>
+          <w:bCs/>
+          <w:color w:val="000000"/>
+          <w:lang w:val="en-US"/>
+        </w:rPr>
+        <w:t>MENU</w:t>
+      </w:r>
+      <w:r>
+        <w:rPr>
+          <w:rFonts w:ascii="Arial" w:eastAsia="Times New Roman" w:hAnsi="Arial" w:cs="Arial"/>
+          <w:color w:val="000000"/>
+          <w:lang w:val="en-US"/>
+        </w:rPr>
+        <w:t xml:space="preserve"> - </w:t>
+      </w:r>
+      <w:r>
+        <w:rPr>
+          <w:rFonts w:ascii="Arial" w:eastAsia="Times New Roman" w:hAnsi="Arial" w:cs="Arial"/>
+          <w:color w:val="000000"/>
+          <w:lang w:val="en-US"/>
+        </w:rPr>
+        <w:t> activate selected item and start scanning</w:t>
       </w:r>
     </w:p>
     <w:p>
@@ -4638,33 +4593,15 @@
           <w:color w:val="000000"/>
           <w:lang w:val="en-US"/>
         </w:rPr>
-        <w:t>5</w:t>
-      </w:r>
-      <w:r>
-        <w:rPr>
-          <w:rFonts w:ascii="Arial" w:eastAsia="Times New Roman" w:hAnsi="Arial" w:cs="Arial"/>
-          <w:color w:val="000000"/>
-          <w:lang w:val="en-US"/>
-        </w:rPr>
-        <w:t xml:space="preserve"> – Activate one </w:t>
-      </w:r>
-      <w:proofErr w:type="spellStart"/>
-      <w:r>
-        <w:rPr>
-          <w:rFonts w:ascii="Arial" w:eastAsia="Times New Roman" w:hAnsi="Arial" w:cs="Arial"/>
-          <w:color w:val="000000"/>
-          <w:lang w:val="en-US"/>
-        </w:rPr>
-        <w:t>scanlist</w:t>
-      </w:r>
-      <w:proofErr w:type="spellEnd"/>
-      <w:r>
-        <w:rPr>
-          <w:rFonts w:ascii="Arial" w:eastAsia="Times New Roman" w:hAnsi="Arial" w:cs="Arial"/>
-          <w:color w:val="000000"/>
-          <w:lang w:val="en-US"/>
-        </w:rPr>
-        <w:t xml:space="preserve"> and deactivate any other</w:t>
+        <w:t>EXIT</w:t>
+      </w:r>
+      <w:r>
+        <w:rPr>
+          <w:rFonts w:ascii="Arial" w:eastAsia="Times New Roman" w:hAnsi="Arial" w:cs="Arial"/>
+          <w:color w:val="000000"/>
+          <w:lang w:val="en-US"/>
+        </w:rPr>
+        <w:t> : go back to SCAN or SPECTRUM</w:t>
       </w:r>
     </w:p>
     <w:p>
@@ -4674,37 +4611,10 @@
         <w:spacing w:after="160" w:line="259" w:lineRule="atLeast"/>
         <w:jc w:val="both"/>
         <w:rPr>
-          <w:rFonts w:ascii="Arial" w:eastAsia="Times New Roman" w:hAnsi="Arial" w:cs="Arial"/>
-          <w:color w:val="000000"/>
-          <w:lang w:val="en-US"/>
-        </w:rPr>
-      </w:pPr>
-      <w:r>
-        <w:rPr>
-          <w:rFonts w:ascii="Arial" w:eastAsia="Times New Roman" w:hAnsi="Arial" w:cs="Arial"/>
-          <w:b/>
-          <w:bCs/>
-          <w:color w:val="000000"/>
-          <w:lang w:val="en-US"/>
-        </w:rPr>
-        <w:t>MENU</w:t>
-      </w:r>
-      <w:r>
-        <w:rPr>
-          <w:rFonts w:ascii="Arial" w:eastAsia="Times New Roman" w:hAnsi="Arial" w:cs="Arial"/>
-          <w:color w:val="000000"/>
-          <w:lang w:val="en-US"/>
-        </w:rPr>
-        <w:t xml:space="preserve"> - </w:t>
-      </w:r>
-      <w:r>
-        <w:rPr>
-          <w:rFonts w:ascii="Arial" w:eastAsia="Times New Roman" w:hAnsi="Arial" w:cs="Arial"/>
-          <w:color w:val="000000"/>
-          <w:lang w:val="en-US"/>
-        </w:rPr>
-        <w:t> activate selected item and start scanning</w:t>
-      </w:r>
+          <w:rFonts w:ascii="Arial" w:hAnsi="Arial" w:cs="Arial"/>
+          <w:lang w:val="en-US"/>
+        </w:rPr>
+      </w:pPr>
     </w:p>
     <w:p>
       <w:pPr>
@@ -4713,28 +4623,46 @@
         <w:spacing w:after="160" w:line="259" w:lineRule="atLeast"/>
         <w:jc w:val="both"/>
         <w:rPr>
-          <w:rFonts w:ascii="Arial" w:eastAsia="Times New Roman" w:hAnsi="Arial" w:cs="Arial"/>
-          <w:color w:val="000000"/>
-          <w:lang w:val="en-US"/>
-        </w:rPr>
-      </w:pPr>
-      <w:r>
-        <w:rPr>
-          <w:rFonts w:ascii="Arial" w:eastAsia="Times New Roman" w:hAnsi="Arial" w:cs="Arial"/>
-          <w:b/>
-          <w:bCs/>
-          <w:color w:val="000000"/>
-          <w:lang w:val="en-US"/>
-        </w:rPr>
-        <w:t>EXIT</w:t>
-      </w:r>
-      <w:r>
-        <w:rPr>
-          <w:rFonts w:ascii="Arial" w:eastAsia="Times New Roman" w:hAnsi="Arial" w:cs="Arial"/>
-          <w:color w:val="000000"/>
-          <w:lang w:val="en-US"/>
-        </w:rPr>
-        <w:t> : go back to SCAN or SPECTRUM</w:t>
+          <w:rFonts w:ascii="Arial" w:hAnsi="Arial" w:cs="Arial"/>
+          <w:lang w:val="en-US"/>
+        </w:rPr>
+      </w:pPr>
+    </w:p>
+    <w:p>
+      <w:pPr>
+        <w:suppressAutoHyphens w:val="0"/>
+        <w:rPr>
+          <w:rFonts w:ascii="Arial" w:eastAsia="Times New Roman" w:hAnsi="Arial" w:cs="Arial"/>
+          <w:b/>
+          <w:color w:val="0F4761" w:themeColor="accent1" w:themeShade="BF"/>
+          <w:sz w:val="32"/>
+          <w:szCs w:val="23"/>
+          <w:lang w:val="en-US"/>
+        </w:rPr>
+      </w:pPr>
+      <w:r>
+        <w:rPr>
+          <w:rFonts w:ascii="Arial" w:eastAsia="Times New Roman" w:hAnsi="Arial" w:cs="Arial"/>
+          <w:lang w:val="en-US"/>
+        </w:rPr>
+        <w:br w:type="page"/>
+      </w:r>
+    </w:p>
+    <w:p>
+      <w:pPr>
+        <w:pStyle w:val="Titre2"/>
+        <w:rPr>
+          <w:rFonts w:ascii="Arial" w:eastAsia="Times New Roman" w:hAnsi="Arial" w:cs="Arial"/>
+          <w:lang w:val="en-US"/>
+        </w:rPr>
+      </w:pPr>
+      <w:r>
+        <w:rPr>
+          <w:rFonts w:ascii="Arial" w:eastAsia="Times New Roman" w:hAnsi="Arial" w:cs="Arial"/>
+          <w:lang w:val="en-US"/>
+        </w:rPr>
+        <w:lastRenderedPageBreak/>
+        <w:t>PARAMETERS OF THE SPECTRUM ANALYZER</w:t>
       </w:r>
     </w:p>
     <w:p>
@@ -4742,60 +4670,53 @@
         <w:pStyle w:val="Standard"/>
         <w:autoSpaceDE w:val="0"/>
         <w:spacing w:after="160" w:line="259" w:lineRule="atLeast"/>
-        <w:jc w:val="both"/>
-        <w:rPr>
-          <w:rFonts w:ascii="Arial" w:hAnsi="Arial" w:cs="Arial"/>
-          <w:lang w:val="en-US"/>
-        </w:rPr>
-      </w:pPr>
+        <w:rPr>
+          <w:rFonts w:ascii="Arial" w:hAnsi="Arial" w:cs="Arial"/>
+          <w:lang w:val="en-US"/>
+        </w:rPr>
+      </w:pPr>
+      <w:r>
+        <w:rPr>
+          <w:rFonts w:ascii="Arial" w:eastAsia="Times New Roman" w:hAnsi="Arial" w:cs="Arial"/>
+          <w:b/>
+          <w:bCs/>
+          <w:lang w:val="en-US"/>
+        </w:rPr>
+        <w:t>SPECTRUMDELAY</w:t>
+      </w:r>
+      <w:r>
+        <w:rPr>
+          <w:rFonts w:ascii="Arial" w:eastAsia="Times New Roman" w:hAnsi="Arial" w:cs="Arial"/>
+          <w:lang w:val="en-US"/>
+        </w:rPr>
+        <w:t xml:space="preserve"> – Pause time after signal detection (in ms) – if 0, immediately resumes scanning.</w:t>
+      </w:r>
     </w:p>
     <w:p>
       <w:pPr>
         <w:pStyle w:val="Standard"/>
         <w:autoSpaceDE w:val="0"/>
         <w:spacing w:after="160" w:line="259" w:lineRule="atLeast"/>
-        <w:jc w:val="both"/>
-        <w:rPr>
-          <w:rFonts w:ascii="Arial" w:hAnsi="Arial" w:cs="Arial"/>
-          <w:lang w:val="en-US"/>
-        </w:rPr>
-      </w:pPr>
-    </w:p>
-    <w:p>
-      <w:pPr>
-        <w:suppressAutoHyphens w:val="0"/>
-        <w:rPr>
-          <w:rFonts w:ascii="Arial" w:eastAsia="Times New Roman" w:hAnsi="Arial" w:cs="Arial"/>
-          <w:b/>
-          <w:color w:val="0F4761" w:themeColor="accent1" w:themeShade="BF"/>
-          <w:sz w:val="32"/>
-          <w:szCs w:val="23"/>
-          <w:lang w:val="en-US"/>
-        </w:rPr>
-      </w:pPr>
-      <w:r>
-        <w:rPr>
-          <w:rFonts w:ascii="Arial" w:eastAsia="Times New Roman" w:hAnsi="Arial" w:cs="Arial"/>
-          <w:lang w:val="en-US"/>
-        </w:rPr>
-        <w:br w:type="page"/>
-      </w:r>
-    </w:p>
-    <w:p>
-      <w:pPr>
-        <w:pStyle w:val="Titre2"/>
-        <w:rPr>
-          <w:rFonts w:ascii="Arial" w:eastAsia="Times New Roman" w:hAnsi="Arial" w:cs="Arial"/>
-          <w:lang w:val="en-US"/>
-        </w:rPr>
-      </w:pPr>
-      <w:r>
-        <w:rPr>
-          <w:rFonts w:ascii="Arial" w:eastAsia="Times New Roman" w:hAnsi="Arial" w:cs="Arial"/>
-          <w:lang w:val="en-US"/>
-        </w:rPr>
-        <w:lastRenderedPageBreak/>
-        <w:t>PARAMETERS OF THE SPECTRUM ANALYZER</w:t>
+        <w:rPr>
+          <w:rFonts w:ascii="Arial" w:hAnsi="Arial" w:cs="Arial"/>
+          <w:lang w:val="en-US"/>
+        </w:rPr>
+      </w:pPr>
+      <w:r>
+        <w:rPr>
+          <w:rFonts w:ascii="Arial" w:eastAsia="Times New Roman" w:hAnsi="Arial" w:cs="Arial"/>
+          <w:b/>
+          <w:bCs/>
+          <w:lang w:val="en-US"/>
+        </w:rPr>
+        <w:t>MAXLISTENTIME</w:t>
+      </w:r>
+      <w:r>
+        <w:rPr>
+          <w:rFonts w:ascii="Arial" w:eastAsia="Times New Roman" w:hAnsi="Arial" w:cs="Arial"/>
+          <w:lang w:val="en-US"/>
+        </w:rPr>
+        <w:t xml:space="preserve"> – Maximum time to listen to the signal (in seconds) – after that, the scan continues.</w:t>
       </w:r>
     </w:p>
     <w:p>
@@ -4815,30 +4736,14 @@
           <w:bCs/>
           <w:lang w:val="en-US"/>
         </w:rPr>
-        <w:t>SPECTRUMDELAY</w:t>
-      </w:r>
-      <w:r>
-        <w:rPr>
-          <w:rFonts w:ascii="Arial" w:eastAsia="Times New Roman" w:hAnsi="Arial" w:cs="Arial"/>
-          <w:lang w:val="en-US"/>
-        </w:rPr>
-        <w:t xml:space="preserve"> – Pause time after signal detection (in </w:t>
-      </w:r>
-      <w:proofErr w:type="spellStart"/>
-      <w:r>
-        <w:rPr>
-          <w:rFonts w:ascii="Arial" w:eastAsia="Times New Roman" w:hAnsi="Arial" w:cs="Arial"/>
-          <w:lang w:val="en-US"/>
-        </w:rPr>
-        <w:t>ms</w:t>
-      </w:r>
-      <w:proofErr w:type="spellEnd"/>
-      <w:r>
-        <w:rPr>
-          <w:rFonts w:ascii="Arial" w:eastAsia="Times New Roman" w:hAnsi="Arial" w:cs="Arial"/>
-          <w:lang w:val="en-US"/>
-        </w:rPr>
-        <w:t>) – if 0, immediately resumes scanning.</w:t>
+        <w:t>FSTART</w:t>
+      </w:r>
+      <w:r>
+        <w:rPr>
+          <w:rFonts w:ascii="Arial" w:eastAsia="Times New Roman" w:hAnsi="Arial" w:cs="Arial"/>
+          <w:lang w:val="en-US"/>
+        </w:rPr>
+        <w:t xml:space="preserve"> – Initial frequency of the scan range (in MHz).</w:t>
       </w:r>
     </w:p>
     <w:p>
@@ -4858,14 +4763,14 @@
           <w:bCs/>
           <w:lang w:val="en-US"/>
         </w:rPr>
-        <w:t>MAXLISTENTIME</w:t>
-      </w:r>
-      <w:r>
-        <w:rPr>
-          <w:rFonts w:ascii="Arial" w:eastAsia="Times New Roman" w:hAnsi="Arial" w:cs="Arial"/>
-          <w:lang w:val="en-US"/>
-        </w:rPr>
-        <w:t xml:space="preserve"> – Maximum time to listen to the signal (in seconds) – after that, the scan continues.</w:t>
+        <w:t>FSTOP</w:t>
+      </w:r>
+      <w:r>
+        <w:rPr>
+          <w:rFonts w:ascii="Arial" w:eastAsia="Times New Roman" w:hAnsi="Arial" w:cs="Arial"/>
+          <w:lang w:val="en-US"/>
+        </w:rPr>
+        <w:t xml:space="preserve"> – End frequency of the scan range (in MHz).</w:t>
       </w:r>
     </w:p>
     <w:p>
@@ -4885,14 +4790,14 @@
           <w:bCs/>
           <w:lang w:val="en-US"/>
         </w:rPr>
-        <w:t>FSTART</w:t>
-      </w:r>
-      <w:r>
-        <w:rPr>
-          <w:rFonts w:ascii="Arial" w:eastAsia="Times New Roman" w:hAnsi="Arial" w:cs="Arial"/>
-          <w:lang w:val="en-US"/>
-        </w:rPr>
-        <w:t xml:space="preserve"> – Initial frequency of the scan range (in MHz).</w:t>
+        <w:t>STEP</w:t>
+      </w:r>
+      <w:r>
+        <w:rPr>
+          <w:rFonts w:ascii="Arial" w:eastAsia="Times New Roman" w:hAnsi="Arial" w:cs="Arial"/>
+          <w:lang w:val="en-US"/>
+        </w:rPr>
+        <w:t xml:space="preserve"> – Frequency scan step (in kHz): 0.01; 0.05; 0.1; 0.5; 1.0; 2.0; 5.0; 6.25; 10.0; 12.5; 20.0; 25.0; 50.0; 100.0.</w:t>
       </w:r>
     </w:p>
     <w:p>
@@ -4912,14 +4817,62 @@
           <w:bCs/>
           <w:lang w:val="en-US"/>
         </w:rPr>
-        <w:t>FSTOP</w:t>
-      </w:r>
-      <w:r>
-        <w:rPr>
-          <w:rFonts w:ascii="Arial" w:eastAsia="Times New Roman" w:hAnsi="Arial" w:cs="Arial"/>
-          <w:lang w:val="en-US"/>
-        </w:rPr>
-        <w:t xml:space="preserve"> – End frequency of the scan range (in MHz).</w:t>
+        <w:t>LISTENBW</w:t>
+      </w:r>
+      <w:r>
+        <w:rPr>
+          <w:rFonts w:ascii="Arial" w:eastAsia="Times New Roman" w:hAnsi="Arial" w:cs="Arial"/>
+          <w:lang w:val="en-US"/>
+        </w:rPr>
+        <w:t xml:space="preserve"> – Bandwidth: </w:t>
+      </w:r>
+      <w:r>
+        <w:rPr>
+          <w:rFonts w:ascii="Arial" w:eastAsia="Times New Roman" w:hAnsi="Arial" w:cs="Arial"/>
+          <w:b/>
+          <w:bCs/>
+          <w:lang w:val="en-US"/>
+        </w:rPr>
+        <w:t>Wide</w:t>
+      </w:r>
+      <w:r>
+        <w:rPr>
+          <w:rFonts w:ascii="Arial" w:eastAsia="Times New Roman" w:hAnsi="Arial" w:cs="Arial"/>
+          <w:lang w:val="en-US"/>
+        </w:rPr>
+        <w:t xml:space="preserve"> (25 kHz) / </w:t>
+      </w:r>
+      <w:r>
+        <w:rPr>
+          <w:rFonts w:ascii="Arial" w:eastAsia="Times New Roman" w:hAnsi="Arial" w:cs="Arial"/>
+          <w:b/>
+          <w:bCs/>
+          <w:lang w:val="en-US"/>
+        </w:rPr>
+        <w:t>Narrow</w:t>
+      </w:r>
+      <w:r>
+        <w:rPr>
+          <w:rFonts w:ascii="Arial" w:eastAsia="Times New Roman" w:hAnsi="Arial" w:cs="Arial"/>
+          <w:lang w:val="en-US"/>
+        </w:rPr>
+        <w:t xml:space="preserve"> (12.5 kHz)/ </w:t>
+      </w:r>
+      <w:r>
+        <w:rPr>
+          <w:rFonts w:ascii="Arial" w:eastAsia="Times New Roman" w:hAnsi="Arial" w:cs="Arial"/>
+          <w:b/>
+          <w:bCs/>
+          <w:lang w:val="en-US"/>
+        </w:rPr>
+        <w:t>AIR</w:t>
+      </w:r>
+      <w:r>
+        <w:rPr>
+          <w:rFonts w:ascii="Arial" w:eastAsia="Times New Roman" w:hAnsi="Arial" w:cs="Arial"/>
+          <w:lang w:val="en-US"/>
+        </w:rPr>
+        <w:t xml:space="preserve"> (8.33kHz).</w:t>
       </w:r>
     </w:p>
     <w:p>
@@ -4939,14 +4892,30 @@
           <w:bCs/>
           <w:lang w:val="en-US"/>
         </w:rPr>
-        <w:t>STEP</w:t>
-      </w:r>
-      <w:r>
-        <w:rPr>
-          <w:rFonts w:ascii="Arial" w:eastAsia="Times New Roman" w:hAnsi="Arial" w:cs="Arial"/>
-          <w:lang w:val="en-US"/>
-        </w:rPr>
-        <w:t xml:space="preserve"> – Frequency scan step (in kHz): 0.01; 0.05; 0.1; 0.5; 1.0; 2.0; 5.0; 6.25; 10.0; 12.5; 20.0; 25.0; 50.0; 100.0.</w:t>
+        <w:t>MODULATION</w:t>
+      </w:r>
+      <w:r>
+        <w:rPr>
+          <w:rFonts w:ascii="Arial" w:eastAsia="Times New Roman" w:hAnsi="Arial" w:cs="Arial"/>
+          <w:lang w:val="en-US"/>
+        </w:rPr>
+        <w:t xml:space="preserve"> – Modulation type: </w:t>
+      </w:r>
+      <w:r>
+        <w:rPr>
+          <w:rFonts w:ascii="Arial" w:eastAsia="Times New Roman" w:hAnsi="Arial" w:cs="Arial"/>
+          <w:b/>
+          <w:bCs/>
+          <w:lang w:val="en-US"/>
+        </w:rPr>
+        <w:t>FM/AM/USB</w:t>
+      </w:r>
+      <w:r>
+        <w:rPr>
+          <w:rFonts w:ascii="Arial" w:eastAsia="Times New Roman" w:hAnsi="Arial" w:cs="Arial"/>
+          <w:lang w:val="en-US"/>
+        </w:rPr>
+        <w:t>.</w:t>
       </w:r>
     </w:p>
     <w:p>
@@ -4955,73 +4924,25 @@
         <w:autoSpaceDE w:val="0"/>
         <w:spacing w:after="160" w:line="259" w:lineRule="atLeast"/>
         <w:rPr>
-          <w:rFonts w:ascii="Arial" w:hAnsi="Arial" w:cs="Arial"/>
-          <w:lang w:val="en-US"/>
-        </w:rPr>
-      </w:pPr>
-      <w:r>
-        <w:rPr>
-          <w:rFonts w:ascii="Arial" w:eastAsia="Times New Roman" w:hAnsi="Arial" w:cs="Arial"/>
-          <w:b/>
-          <w:bCs/>
-          <w:lang w:val="en-US"/>
-        </w:rPr>
-        <w:t>LISTENBW</w:t>
-      </w:r>
-      <w:r>
-        <w:rPr>
-          <w:rFonts w:ascii="Arial" w:eastAsia="Times New Roman" w:hAnsi="Arial" w:cs="Arial"/>
-          <w:lang w:val="en-US"/>
-        </w:rPr>
-        <w:t xml:space="preserve"> – Bandwidth: </w:t>
-      </w:r>
-      <w:r>
-        <w:rPr>
-          <w:rFonts w:ascii="Arial" w:eastAsia="Times New Roman" w:hAnsi="Arial" w:cs="Arial"/>
-          <w:b/>
-          <w:bCs/>
-          <w:lang w:val="en-US"/>
-        </w:rPr>
-        <w:t>Wide</w:t>
-      </w:r>
-      <w:r>
-        <w:rPr>
-          <w:rFonts w:ascii="Arial" w:eastAsia="Times New Roman" w:hAnsi="Arial" w:cs="Arial"/>
-          <w:lang w:val="en-US"/>
-        </w:rPr>
-        <w:t xml:space="preserve"> (25 kHz) / </w:t>
-      </w:r>
-      <w:r>
-        <w:rPr>
-          <w:rFonts w:ascii="Arial" w:eastAsia="Times New Roman" w:hAnsi="Arial" w:cs="Arial"/>
-          <w:b/>
-          <w:bCs/>
-          <w:lang w:val="en-US"/>
-        </w:rPr>
-        <w:t>Narrow</w:t>
-      </w:r>
-      <w:r>
-        <w:rPr>
-          <w:rFonts w:ascii="Arial" w:eastAsia="Times New Roman" w:hAnsi="Arial" w:cs="Arial"/>
-          <w:lang w:val="en-US"/>
-        </w:rPr>
-        <w:t xml:space="preserve"> (12.5 kHz)/ </w:t>
-      </w:r>
-      <w:r>
-        <w:rPr>
-          <w:rFonts w:ascii="Arial" w:eastAsia="Times New Roman" w:hAnsi="Arial" w:cs="Arial"/>
-          <w:b/>
-          <w:bCs/>
-          <w:lang w:val="en-US"/>
-        </w:rPr>
-        <w:t>AIR</w:t>
-      </w:r>
-      <w:r>
-        <w:rPr>
-          <w:rFonts w:ascii="Arial" w:eastAsia="Times New Roman" w:hAnsi="Arial" w:cs="Arial"/>
-          <w:lang w:val="en-US"/>
-        </w:rPr>
-        <w:t xml:space="preserve"> (8.33kHz).</w:t>
+          <w:rFonts w:ascii="Arial" w:eastAsia="Times New Roman" w:hAnsi="Arial" w:cs="Arial"/>
+          <w:lang w:val="en-US"/>
+        </w:rPr>
+      </w:pPr>
+      <w:r>
+        <w:rPr>
+          <w:rFonts w:ascii="Arial" w:eastAsia="Times New Roman" w:hAnsi="Arial" w:cs="Arial"/>
+          <w:b/>
+          <w:bCs/>
+          <w:lang w:val="en-US"/>
+        </w:rPr>
+        <w:t>POWERSAVE</w:t>
+      </w:r>
+      <w:r>
+        <w:rPr>
+          <w:rFonts w:ascii="Arial" w:eastAsia="Times New Roman" w:hAnsi="Arial" w:cs="Arial"/>
+          <w:lang w:val="en-US"/>
+        </w:rPr>
+        <w:t xml:space="preserve"> – Power saving mode: Off /200ms /500ms /1s /2s /5s.</w:t>
       </w:r>
     </w:p>
     <w:p>
@@ -5041,30 +4962,14 @@
           <w:bCs/>
           <w:lang w:val="en-US"/>
         </w:rPr>
-        <w:t>MODULATION</w:t>
-      </w:r>
-      <w:r>
-        <w:rPr>
-          <w:rFonts w:ascii="Arial" w:eastAsia="Times New Roman" w:hAnsi="Arial" w:cs="Arial"/>
-          <w:lang w:val="en-US"/>
-        </w:rPr>
-        <w:t xml:space="preserve"> – Modulation type: </w:t>
-      </w:r>
-      <w:r>
-        <w:rPr>
-          <w:rFonts w:ascii="Arial" w:eastAsia="Times New Roman" w:hAnsi="Arial" w:cs="Arial"/>
-          <w:b/>
-          <w:bCs/>
-          <w:lang w:val="en-US"/>
-        </w:rPr>
-        <w:t>FM/AM/USB</w:t>
-      </w:r>
-      <w:r>
-        <w:rPr>
-          <w:rFonts w:ascii="Arial" w:eastAsia="Times New Roman" w:hAnsi="Arial" w:cs="Arial"/>
-          <w:lang w:val="en-US"/>
-        </w:rPr>
-        <w:t>.</w:t>
+        <w:t>KEY UNLOCKED</w:t>
+      </w:r>
+      <w:r>
+        <w:rPr>
+          <w:rFonts w:ascii="Arial" w:eastAsia="Times New Roman" w:hAnsi="Arial" w:cs="Arial"/>
+          <w:lang w:val="en-US"/>
+        </w:rPr>
+        <w:t xml:space="preserve"> – THE TIME BEFORE THE KEYPAD IS LOCKED.</w:t>
       </w:r>
     </w:p>
     <w:p>
@@ -5084,14 +4989,50 @@
           <w:bCs/>
           <w:lang w:val="en-US"/>
         </w:rPr>
-        <w:t>POWERSAVE</w:t>
-      </w:r>
-      <w:r>
-        <w:rPr>
-          <w:rFonts w:ascii="Arial" w:eastAsia="Times New Roman" w:hAnsi="Arial" w:cs="Arial"/>
-          <w:lang w:val="en-US"/>
-        </w:rPr>
-        <w:t xml:space="preserve"> – Power saving mode: Off /200ms /500ms /1s /2s /5s.</w:t>
+        <w:t>NOIS</w:t>
+      </w:r>
+      <w:r>
+        <w:rPr>
+          <w:rFonts w:ascii="Arial" w:eastAsia="Times New Roman" w:hAnsi="Arial" w:cs="Arial"/>
+          <w:b/>
+          <w:bCs/>
+          <w:lang w:val="en-US"/>
+        </w:rPr>
+        <w:t xml:space="preserve"> </w:t>
+      </w:r>
+      <w:r>
+        <w:rPr>
+          <w:rFonts w:ascii="Arial" w:eastAsia="Times New Roman" w:hAnsi="Arial" w:cs="Arial"/>
+          <w:b/>
+          <w:bCs/>
+          <w:lang w:val="en-US"/>
+        </w:rPr>
+        <w:t>LVL</w:t>
+      </w:r>
+      <w:r>
+        <w:rPr>
+          <w:rFonts w:ascii="Arial" w:eastAsia="Times New Roman" w:hAnsi="Arial" w:cs="Arial"/>
+          <w:b/>
+          <w:bCs/>
+          <w:lang w:val="en-US"/>
+        </w:rPr>
+        <w:t xml:space="preserve"> </w:t>
+      </w:r>
+      <w:r>
+        <w:rPr>
+          <w:rFonts w:ascii="Arial" w:eastAsia="Times New Roman" w:hAnsi="Arial" w:cs="Arial"/>
+          <w:b/>
+          <w:bCs/>
+          <w:lang w:val="en-US"/>
+        </w:rPr>
+        <w:t>OFF</w:t>
+      </w:r>
+      <w:r>
+        <w:rPr>
+          <w:rFonts w:ascii="Arial" w:eastAsia="Times New Roman" w:hAnsi="Arial" w:cs="Arial"/>
+          <w:lang w:val="en-US"/>
+        </w:rPr>
+        <w:t xml:space="preserve"> – Noise level for disabling reception (above this – the signal is counted).</w:t>
       </w:r>
     </w:p>
     <w:p>
@@ -5111,96 +5052,6 @@
           <w:bCs/>
           <w:lang w:val="en-US"/>
         </w:rPr>
-        <w:t>KEY UNLOCKED</w:t>
-      </w:r>
-      <w:r>
-        <w:rPr>
-          <w:rFonts w:ascii="Arial" w:eastAsia="Times New Roman" w:hAnsi="Arial" w:cs="Arial"/>
-          <w:lang w:val="en-US"/>
-        </w:rPr>
-        <w:t xml:space="preserve"> – THE TIME BEFORE THE KEYPAD IS LOCKED.</w:t>
-      </w:r>
-    </w:p>
-    <w:p>
-      <w:pPr>
-        <w:pStyle w:val="Standard"/>
-        <w:autoSpaceDE w:val="0"/>
-        <w:spacing w:after="160" w:line="259" w:lineRule="atLeast"/>
-        <w:rPr>
-          <w:rFonts w:ascii="Arial" w:eastAsia="Times New Roman" w:hAnsi="Arial" w:cs="Arial"/>
-          <w:lang w:val="en-US"/>
-        </w:rPr>
-      </w:pPr>
-      <w:r>
-        <w:rPr>
-          <w:rFonts w:ascii="Arial" w:eastAsia="Times New Roman" w:hAnsi="Arial" w:cs="Arial"/>
-          <w:b/>
-          <w:bCs/>
-          <w:lang w:val="en-US"/>
-        </w:rPr>
-        <w:t>NOIS</w:t>
-      </w:r>
-      <w:r>
-        <w:rPr>
-          <w:rFonts w:ascii="Arial" w:eastAsia="Times New Roman" w:hAnsi="Arial" w:cs="Arial"/>
-          <w:b/>
-          <w:bCs/>
-          <w:lang w:val="en-US"/>
-        </w:rPr>
-        <w:t xml:space="preserve"> </w:t>
-      </w:r>
-      <w:r>
-        <w:rPr>
-          <w:rFonts w:ascii="Arial" w:eastAsia="Times New Roman" w:hAnsi="Arial" w:cs="Arial"/>
-          <w:b/>
-          <w:bCs/>
-          <w:lang w:val="en-US"/>
-        </w:rPr>
-        <w:t>LVL</w:t>
-      </w:r>
-      <w:r>
-        <w:rPr>
-          <w:rFonts w:ascii="Arial" w:eastAsia="Times New Roman" w:hAnsi="Arial" w:cs="Arial"/>
-          <w:b/>
-          <w:bCs/>
-          <w:lang w:val="en-US"/>
-        </w:rPr>
-        <w:t xml:space="preserve"> </w:t>
-      </w:r>
-      <w:r>
-        <w:rPr>
-          <w:rFonts w:ascii="Arial" w:eastAsia="Times New Roman" w:hAnsi="Arial" w:cs="Arial"/>
-          <w:b/>
-          <w:bCs/>
-          <w:lang w:val="en-US"/>
-        </w:rPr>
-        <w:t>OFF</w:t>
-      </w:r>
-      <w:r>
-        <w:rPr>
-          <w:rFonts w:ascii="Arial" w:eastAsia="Times New Roman" w:hAnsi="Arial" w:cs="Arial"/>
-          <w:lang w:val="en-US"/>
-        </w:rPr>
-        <w:t xml:space="preserve"> – Noise level for disabling reception (above this – the signal is counted).</w:t>
-      </w:r>
-    </w:p>
-    <w:p>
-      <w:pPr>
-        <w:pStyle w:val="Standard"/>
-        <w:autoSpaceDE w:val="0"/>
-        <w:spacing w:after="160" w:line="259" w:lineRule="atLeast"/>
-        <w:rPr>
-          <w:rFonts w:ascii="Arial" w:hAnsi="Arial" w:cs="Arial"/>
-          <w:lang w:val="en-US"/>
-        </w:rPr>
-      </w:pPr>
-      <w:r>
-        <w:rPr>
-          <w:rFonts w:ascii="Arial" w:eastAsia="Times New Roman" w:hAnsi="Arial" w:cs="Arial"/>
-          <w:b/>
-          <w:bCs/>
-          <w:lang w:val="en-US"/>
-        </w:rPr>
         <w:t>POPUPS</w:t>
       </w:r>
       <w:r>
@@ -5208,23 +5059,7 @@
           <w:rFonts w:ascii="Arial" w:eastAsia="Times New Roman" w:hAnsi="Arial" w:cs="Arial"/>
           <w:lang w:val="en-US"/>
         </w:rPr>
-        <w:t xml:space="preserve"> – Popup display time (in </w:t>
-      </w:r>
-      <w:proofErr w:type="spellStart"/>
-      <w:r>
-        <w:rPr>
-          <w:rFonts w:ascii="Arial" w:eastAsia="Times New Roman" w:hAnsi="Arial" w:cs="Arial"/>
-          <w:lang w:val="en-US"/>
-        </w:rPr>
-        <w:t>ms</w:t>
-      </w:r>
-      <w:proofErr w:type="spellEnd"/>
-      <w:r>
-        <w:rPr>
-          <w:rFonts w:ascii="Arial" w:eastAsia="Times New Roman" w:hAnsi="Arial" w:cs="Arial"/>
-          <w:lang w:val="en-US"/>
-        </w:rPr>
-        <w:t>) – 0 = disabled.</w:t>
+        <w:t xml:space="preserve"> – Popup display time (in ms) – 0 = disabled.</w:t>
       </w:r>
     </w:p>
     <w:p>
@@ -5341,23 +5176,7 @@
           <w:rFonts w:ascii="Arial" w:eastAsia="Times New Roman" w:hAnsi="Arial" w:cs="Arial"/>
           <w:lang w:val="en-US"/>
         </w:rPr>
-        <w:t xml:space="preserve">NINJA chooses a random frequency in the current </w:t>
-      </w:r>
-      <w:proofErr w:type="spellStart"/>
-      <w:r>
-        <w:rPr>
-          <w:rFonts w:ascii="Arial" w:eastAsia="Times New Roman" w:hAnsi="Arial" w:cs="Arial"/>
-          <w:lang w:val="en-US"/>
-        </w:rPr>
-        <w:t>scanlist</w:t>
-      </w:r>
-      <w:proofErr w:type="spellEnd"/>
-      <w:r>
-        <w:rPr>
-          <w:rFonts w:ascii="Arial" w:eastAsia="Times New Roman" w:hAnsi="Arial" w:cs="Arial"/>
-          <w:lang w:val="en-US"/>
-        </w:rPr>
-        <w:t>.</w:t>
+        <w:t>NINJA chooses a random frequency in the current scanlist.</w:t>
       </w:r>
     </w:p>
     <w:p>
@@ -5386,55 +5205,7 @@
           <w:rFonts w:ascii="Arial" w:hAnsi="Arial" w:cs="Arial"/>
           <w:lang w:val="en-US"/>
         </w:rPr>
-        <w:t xml:space="preserve"> :Choose your Roger in </w:t>
-      </w:r>
-      <w:proofErr w:type="spellStart"/>
-      <w:r>
-        <w:rPr>
-          <w:rFonts w:ascii="Arial" w:hAnsi="Arial" w:cs="Arial"/>
-          <w:lang w:val="en-US"/>
-        </w:rPr>
-        <w:t>vfo</w:t>
-      </w:r>
-      <w:proofErr w:type="spellEnd"/>
-      <w:r>
-        <w:rPr>
-          <w:rFonts w:ascii="Arial" w:hAnsi="Arial" w:cs="Arial"/>
-          <w:lang w:val="en-US"/>
-        </w:rPr>
-        <w:t xml:space="preserve"> menu, select a frequency or a channel in </w:t>
-      </w:r>
-      <w:proofErr w:type="spellStart"/>
-      <w:r>
-        <w:rPr>
-          <w:rFonts w:ascii="Arial" w:hAnsi="Arial" w:cs="Arial"/>
-          <w:lang w:val="en-US"/>
-        </w:rPr>
-        <w:t>vfo</w:t>
-      </w:r>
-      <w:proofErr w:type="spellEnd"/>
-      <w:r>
-        <w:rPr>
-          <w:rFonts w:ascii="Arial" w:hAnsi="Arial" w:cs="Arial"/>
-          <w:lang w:val="en-US"/>
-        </w:rPr>
-        <w:t xml:space="preserve">, in spectrum select </w:t>
-      </w:r>
-      <w:proofErr w:type="spellStart"/>
-      <w:r>
-        <w:rPr>
-          <w:rFonts w:ascii="Arial" w:hAnsi="Arial" w:cs="Arial"/>
-          <w:lang w:val="en-US"/>
-        </w:rPr>
-        <w:t>ptt</w:t>
-      </w:r>
-      <w:proofErr w:type="spellEnd"/>
-      <w:r>
-        <w:rPr>
-          <w:rFonts w:ascii="Arial" w:hAnsi="Arial" w:cs="Arial"/>
-          <w:lang w:val="en-US"/>
-        </w:rPr>
-        <w:t xml:space="preserve"> auto Roger in the menu, it will send a Roger beep every duration you select.</w:t>
+        <w:t xml:space="preserve"> :Choose your Roger in vfo menu, select a frequency or a channel in vfo, in spectrum select ptt auto Roger in the menu, it will send a Roger beep every duration you select.</w:t>
       </w:r>
     </w:p>
     <w:p>
@@ -5797,25 +5568,7 @@
           <w:color w:val="000000"/>
           <w:lang w:val="en-US"/>
         </w:rPr>
-        <w:t xml:space="preserve"> – Disable </w:t>
-      </w:r>
-      <w:proofErr w:type="spellStart"/>
-      <w:r>
-        <w:rPr>
-          <w:rFonts w:ascii="Arial" w:eastAsia="Times New Roman" w:hAnsi="Arial" w:cs="Arial"/>
-          <w:color w:val="000000"/>
-          <w:lang w:val="en-US"/>
-        </w:rPr>
-        <w:t>demphasis</w:t>
-      </w:r>
-      <w:proofErr w:type="spellEnd"/>
-      <w:r>
-        <w:rPr>
-          <w:rFonts w:ascii="Arial" w:eastAsia="Times New Roman" w:hAnsi="Arial" w:cs="Arial"/>
-          <w:color w:val="000000"/>
-          <w:lang w:val="en-US"/>
-        </w:rPr>
-        <w:t xml:space="preserve"> (pre-distortion correction) during reception.</w:t>
+        <w:t xml:space="preserve"> – Disable demphasis (pre-distortion correction) during reception.</w:t>
       </w:r>
     </w:p>
     <w:p>
@@ -5931,25 +5684,7 @@
           <w:color w:val="000000"/>
           <w:lang w:val="en-US"/>
         </w:rPr>
-        <w:t xml:space="preserve"> – Compression level 0 </w:t>
-      </w:r>
-      <w:proofErr w:type="spellStart"/>
-      <w:r>
-        <w:rPr>
-          <w:rFonts w:ascii="Arial" w:eastAsia="Times New Roman" w:hAnsi="Arial" w:cs="Arial"/>
-          <w:color w:val="000000"/>
-          <w:lang w:val="en-US"/>
-        </w:rPr>
-        <w:t>db</w:t>
-      </w:r>
-      <w:proofErr w:type="spellEnd"/>
-      <w:r>
-        <w:rPr>
-          <w:rFonts w:ascii="Arial" w:eastAsia="Times New Roman" w:hAnsi="Arial" w:cs="Arial"/>
-          <w:color w:val="000000"/>
-          <w:lang w:val="en-US"/>
-        </w:rPr>
-        <w:t xml:space="preserve"> during transmission – the compression start point.</w:t>
+        <w:t xml:space="preserve"> – Compression level 0 db during transmission – the compression start point.</w:t>
       </w:r>
     </w:p>
     <w:p>
@@ -7793,7 +7528,6 @@
                 <w:lang w:val="fr-FR"/>
               </w:rPr>
             </w:pPr>
-            <w:proofErr w:type="spellStart"/>
             <w:r>
               <w:rPr>
                 <w:rFonts w:ascii="Arial" w:eastAsia="Times New Roman" w:hAnsi="Arial" w:cs="Arial"/>
@@ -7804,7 +7538,6 @@
               </w:rPr>
               <w:t>Scramb</w:t>
             </w:r>
-            <w:proofErr w:type="spellEnd"/>
           </w:p>
         </w:tc>
         <w:tc>
@@ -7843,23 +7576,13 @@
               </w:rPr>
               <w:t xml:space="preserve">Selects </w:t>
             </w:r>
-            <w:proofErr w:type="spellStart"/>
             <w:r>
               <w:rPr>
                 <w:rFonts w:ascii="Arial" w:eastAsia="Times New Roman" w:hAnsi="Arial" w:cs="Arial"/>
                 <w:color w:val="000000"/>
                 <w:lang w:val="fr-FR"/>
               </w:rPr>
-              <w:t>Scrambling</w:t>
-            </w:r>
-            <w:proofErr w:type="spellEnd"/>
-            <w:r>
-              <w:rPr>
-                <w:rFonts w:ascii="Arial" w:eastAsia="Times New Roman" w:hAnsi="Arial" w:cs="Arial"/>
-                <w:color w:val="000000"/>
-                <w:lang w:val="fr-FR"/>
-              </w:rPr>
-              <w:t xml:space="preserve"> type</w:t>
+              <w:t>Scrambling type</w:t>
             </w:r>
           </w:p>
         </w:tc>
@@ -7970,41 +7693,13 @@
                 <w:lang w:val="en-US"/>
               </w:rPr>
             </w:pPr>
-            <w:proofErr w:type="spellStart"/>
             <w:r>
               <w:rPr>
                 <w:rFonts w:ascii="Arial" w:eastAsia="Times New Roman" w:hAnsi="Arial" w:cs="Arial"/>
                 <w:color w:val="000000"/>
                 <w:lang w:val="en-US"/>
               </w:rPr>
-              <w:t>Compander</w:t>
-            </w:r>
-            <w:proofErr w:type="spellEnd"/>
-            <w:r>
-              <w:rPr>
-                <w:rFonts w:ascii="Arial" w:eastAsia="Times New Roman" w:hAnsi="Arial" w:cs="Arial"/>
-                <w:color w:val="000000"/>
-                <w:lang w:val="en-US"/>
-              </w:rPr>
-              <w:t xml:space="preserve"> - Soft audio filter for clearer sound. Amplifies the received desired signal even when the signal is weak at the transmitting microphone, improving the signal-to-noise ratio. To work, it must be turned on </w:t>
-            </w:r>
-            <w:proofErr w:type="spellStart"/>
-            <w:r>
-              <w:rPr>
-                <w:rFonts w:ascii="Arial" w:eastAsia="Times New Roman" w:hAnsi="Arial" w:cs="Arial"/>
-                <w:color w:val="000000"/>
-                <w:lang w:val="en-US"/>
-              </w:rPr>
-              <w:t>on</w:t>
-            </w:r>
-            <w:proofErr w:type="spellEnd"/>
-            <w:r>
-              <w:rPr>
-                <w:rFonts w:ascii="Arial" w:eastAsia="Times New Roman" w:hAnsi="Arial" w:cs="Arial"/>
-                <w:color w:val="000000"/>
-                <w:lang w:val="en-US"/>
-              </w:rPr>
-              <w:t xml:space="preserve"> both walkie-talkies.</w:t>
+              <w:t>Compander - Soft audio filter for clearer sound. Amplifies the received desired signal even when the signal is weak at the transmitting microphone, improving the signal-to-noise ratio. To work, it must be turned on on both walkie-talkies.</w:t>
             </w:r>
           </w:p>
         </w:tc>
@@ -8432,7 +8127,6 @@
                 <w:lang w:val="fr-FR"/>
               </w:rPr>
             </w:pPr>
-            <w:proofErr w:type="spellStart"/>
             <w:r>
               <w:rPr>
                 <w:rFonts w:ascii="Arial" w:eastAsia="Times New Roman" w:hAnsi="Arial" w:cs="Arial"/>
@@ -8443,7 +8137,6 @@
               </w:rPr>
               <w:t>ChSave</w:t>
             </w:r>
-            <w:proofErr w:type="spellEnd"/>
           </w:p>
         </w:tc>
         <w:tc>
@@ -8554,7 +8247,6 @@
                 <w:lang w:val="fr-FR"/>
               </w:rPr>
             </w:pPr>
-            <w:proofErr w:type="spellStart"/>
             <w:r>
               <w:rPr>
                 <w:rFonts w:ascii="Arial" w:eastAsia="Times New Roman" w:hAnsi="Arial" w:cs="Arial"/>
@@ -8565,7 +8257,6 @@
               </w:rPr>
               <w:t>ChDele</w:t>
             </w:r>
-            <w:proofErr w:type="spellEnd"/>
           </w:p>
         </w:tc>
         <w:tc>
@@ -11616,23 +11307,7 @@
           <w:rFonts w:ascii="Arial" w:hAnsi="Arial" w:cs="Arial"/>
           <w:lang w:val="en-US"/>
         </w:rPr>
-        <w:t xml:space="preserve">RS232 version uses the </w:t>
-      </w:r>
-      <w:proofErr w:type="spellStart"/>
-      <w:r>
-        <w:rPr>
-          <w:rFonts w:ascii="Arial" w:hAnsi="Arial" w:cs="Arial"/>
-          <w:lang w:val="en-US"/>
-        </w:rPr>
-        <w:t>kenwood</w:t>
-      </w:r>
-      <w:proofErr w:type="spellEnd"/>
-      <w:r>
-        <w:rPr>
-          <w:rFonts w:ascii="Arial" w:hAnsi="Arial" w:cs="Arial"/>
-          <w:lang w:val="en-US"/>
-        </w:rPr>
-        <w:t xml:space="preserve"> cable</w:t>
+        <w:t>RS232 version uses the kenwood cable</w:t>
       </w:r>
       <w:r>
         <w:rPr>
@@ -12072,23 +11747,7 @@
           <w:rFonts w:ascii="Arial" w:hAnsi="Arial" w:cs="Arial"/>
           <w:lang w:val="en-US"/>
         </w:rPr>
-        <w:t xml:space="preserve">It is necessary to give names to the </w:t>
-      </w:r>
-      <w:proofErr w:type="spellStart"/>
-      <w:r>
-        <w:rPr>
-          <w:rFonts w:ascii="Arial" w:hAnsi="Arial" w:cs="Arial"/>
-          <w:lang w:val="en-US"/>
-        </w:rPr>
-        <w:t>scanlists</w:t>
-      </w:r>
-      <w:proofErr w:type="spellEnd"/>
-      <w:r>
-        <w:rPr>
-          <w:rFonts w:ascii="Arial" w:hAnsi="Arial" w:cs="Arial"/>
-          <w:lang w:val="en-US"/>
-        </w:rPr>
-        <w:t xml:space="preserve"> like so:</w:t>
+        <w:t>It is necessary to give names to the scanlists like so:</w:t>
       </w:r>
     </w:p>
     <w:p>
@@ -12500,21 +12159,12 @@
           </wp:anchor>
         </w:drawing>
       </w:r>
-      <w:proofErr w:type="spellStart"/>
-      <w:r>
-        <w:rPr>
-          <w:rFonts w:ascii="Arial" w:hAnsi="Arial" w:cs="Arial"/>
-          <w:lang w:val="en-US"/>
-        </w:rPr>
-        <w:t>Scanlist</w:t>
-      </w:r>
-      <w:proofErr w:type="spellEnd"/>
-      <w:r>
-        <w:rPr>
-          <w:rFonts w:ascii="Arial" w:hAnsi="Arial" w:cs="Arial"/>
-          <w:lang w:val="en-US"/>
-        </w:rPr>
-        <w:t xml:space="preserve"> Monitor setting Select up to </w:t>
+      <w:r>
+        <w:rPr>
+          <w:rFonts w:ascii="Arial" w:hAnsi="Arial" w:cs="Arial"/>
+          <w:lang w:val="en-US"/>
+        </w:rPr>
+        <w:t xml:space="preserve">Scanlist Monitor setting Select up to </w:t>
       </w:r>
       <w:r>
         <w:rPr>
@@ -12528,23 +12178,7 @@
           <w:rFonts w:ascii="Arial" w:hAnsi="Arial" w:cs="Arial"/>
           <w:lang w:val="en-US"/>
         </w:rPr>
-        <w:t xml:space="preserve">0ch to Monitor </w:t>
-      </w:r>
-      <w:proofErr w:type="spellStart"/>
-      <w:r>
-        <w:rPr>
-          <w:rFonts w:ascii="Arial" w:hAnsi="Arial" w:cs="Arial"/>
-          <w:lang w:val="en-US"/>
-        </w:rPr>
-        <w:t>scanlist</w:t>
-      </w:r>
-      <w:proofErr w:type="spellEnd"/>
-      <w:r>
-        <w:rPr>
-          <w:rFonts w:ascii="Arial" w:hAnsi="Arial" w:cs="Arial"/>
-          <w:lang w:val="en-US"/>
-        </w:rPr>
-        <w:t xml:space="preserve"> anywhere in the channels.</w:t>
+        <w:t>0ch to Monitor scanlist anywhere in the channels.</w:t>
       </w:r>
     </w:p>
     <w:p>
@@ -12623,23 +12257,7 @@
           <w:rFonts w:ascii="Arial" w:hAnsi="Arial" w:cs="Arial"/>
           <w:lang w:val="en-US"/>
         </w:rPr>
-        <w:t xml:space="preserve">Sonic 1K uses his slot, or the one set with option </w:t>
-      </w:r>
-      <w:proofErr w:type="spellStart"/>
-      <w:r>
-        <w:rPr>
-          <w:rFonts w:ascii="Arial" w:hAnsi="Arial" w:cs="Arial"/>
-          <w:lang w:val="en-US"/>
-        </w:rPr>
-        <w:t>SetCfg</w:t>
-      </w:r>
-      <w:proofErr w:type="spellEnd"/>
-      <w:r>
-        <w:rPr>
-          <w:rFonts w:ascii="Arial" w:hAnsi="Arial" w:cs="Arial"/>
-          <w:lang w:val="en-US"/>
-        </w:rPr>
-        <w:t xml:space="preserve"> for his parameters.</w:t>
+        <w:t>Sonic 1K uses his slot, or the one set with option SetCfg for his parameters.</w:t>
       </w:r>
       <w:r>
         <w:rPr>
@@ -12711,23 +12329,7 @@
           <w:rFonts w:ascii="Arial" w:hAnsi="Arial" w:cs="Arial"/>
           <w:lang w:val="en-US"/>
         </w:rPr>
-        <w:t xml:space="preserve">are not available from </w:t>
-      </w:r>
-      <w:proofErr w:type="spellStart"/>
-      <w:r>
-        <w:rPr>
-          <w:rFonts w:ascii="Arial" w:hAnsi="Arial" w:cs="Arial"/>
-          <w:lang w:val="en-US"/>
-        </w:rPr>
-        <w:t>UvStudio</w:t>
-      </w:r>
-      <w:proofErr w:type="spellEnd"/>
-      <w:r>
-        <w:rPr>
-          <w:rFonts w:ascii="Arial" w:hAnsi="Arial" w:cs="Arial"/>
-          <w:lang w:val="en-US"/>
-        </w:rPr>
-        <w:t>, please use F4HWN to manage them.</w:t>
+        <w:t>are not available from UvStudio, please use F4HWN to manage them.</w:t>
       </w:r>
     </w:p>
     <w:p>
@@ -12743,23 +12345,7 @@
           <w:rFonts w:ascii="Arial" w:hAnsi="Arial" w:cs="Arial"/>
           <w:lang w:val="en-US"/>
         </w:rPr>
-        <w:t xml:space="preserve">The RESET feature is not available in </w:t>
-      </w:r>
-      <w:proofErr w:type="spellStart"/>
-      <w:r>
-        <w:rPr>
-          <w:rFonts w:ascii="Arial" w:hAnsi="Arial" w:cs="Arial"/>
-          <w:lang w:val="en-US"/>
-        </w:rPr>
-        <w:t>UvStudio</w:t>
-      </w:r>
-      <w:proofErr w:type="spellEnd"/>
-      <w:r>
-        <w:rPr>
-          <w:rFonts w:ascii="Arial" w:hAnsi="Arial" w:cs="Arial"/>
-          <w:lang w:val="en-US"/>
-        </w:rPr>
-        <w:t>.</w:t>
+        <w:t>The RESET feature is not available in UvStudio.</w:t>
       </w:r>
     </w:p>
     <w:p>
@@ -12852,7 +12438,7 @@
 </file>
 
 <file path=word/endnotes.xml><?xml version="1.0" encoding="utf-8"?>
-<w:endnotes xmlns:wpc="http://schemas.microsoft.com/office/word/2010/wordprocessingCanvas" xmlns:cx="http://schemas.microsoft.com/office/drawing/2014/chartex" xmlns:cx1="http://schemas.microsoft.com/office/drawing/2015/9/8/chartex" xmlns:cx2="http://schemas.microsoft.com/office/drawing/2015/10/21/chartex" xmlns:cx3="http://schemas.microsoft.com/office/drawing/2016/5/9/chartex" xmlns:cx4="http://schemas.microsoft.com/office/drawing/2016/5/10/chartex" xmlns:cx5="http://schemas.microsoft.com/office/drawing/2016/5/11/chartex" xmlns:cx6="http://schemas.microsoft.com/office/drawing/2016/5/12/chartex" xmlns:cx7="http://schemas.microsoft.com/office/drawing/2016/5/13/chartex" xmlns:cx8="http://schemas.microsoft.com/office/drawing/2016/5/14/chartex" xmlns:mc="http://schemas.openxmlformats.org/markup-compatibility/2006" xmlns:aink="http://schemas.microsoft.com/office/drawing/2016/ink" xmlns:am3d="http://schemas.microsoft.com/office/drawing/2017/model3d" xmlns:o="urn:schemas-microsoft-com:office:office" xmlns:oel="http://schemas.microsoft.com/office/2019/extlst" xmlns:r="http://schemas.openxmlformats.org/officeDocument/2006/relationships" xmlns:m="http://schemas.openxmlformats.org/officeDocument/2006/math" xmlns:v="urn:schemas-microsoft-com:vml" xmlns:wp14="http://schemas.microsoft.com/office/word/2010/wordprocessingDrawing" xmlns:wp="http://schemas.openxmlformats.org/drawingml/2006/wordprocessingDrawing" xmlns:w10="urn:schemas-microsoft-com:office:word" xmlns:w="http://schemas.openxmlformats.org/wordprocessingml/2006/main" xmlns:w14="http://schemas.microsoft.com/office/word/2010/wordml" xmlns:w15="http://schemas.microsoft.com/office/word/2012/wordml" xmlns:w16cei="http://schemas.microsoft.com/office/word/2026/wordml/cei" xmlns:w16cex="http://schemas.microsoft.com/office/word/2018/wordml/cex" xmlns:w16cid="http://schemas.microsoft.com/office/word/2016/wordml/cid" xmlns:w16="http://schemas.microsoft.com/office/word/2018/wordml" xmlns:w16du="http://schemas.microsoft.com/office/word/2023/wordml/word16du" xmlns:w16sdtdh="http://schemas.microsoft.com/office/word/2020/wordml/sdtdatahash" xmlns:w16sdtfl="http://schemas.microsoft.com/office/word/2024/wordml/sdtformatlock" xmlns:w16se="http://schemas.microsoft.com/office/word/2015/wordml/symex" xmlns:wpg="http://schemas.microsoft.com/office/word/2010/wordprocessingGroup" xmlns:wpi="http://schemas.microsoft.com/office/word/2010/wordprocessingInk" xmlns:wne="http://schemas.microsoft.com/office/word/2006/wordml" xmlns:wps="http://schemas.microsoft.com/office/word/2010/wordprocessingShape" mc:Ignorable="w14 w15 w16se w16cid w16 w16cex w16sdtdh w16sdtfl w16du wp14">
+<w:endnotes xmlns:wpc="http://schemas.microsoft.com/office/word/2010/wordprocessingCanvas" xmlns:cx="http://schemas.microsoft.com/office/drawing/2014/chartex" xmlns:cx1="http://schemas.microsoft.com/office/drawing/2015/9/8/chartex" xmlns:cx2="http://schemas.microsoft.com/office/drawing/2015/10/21/chartex" xmlns:cx3="http://schemas.microsoft.com/office/drawing/2016/5/9/chartex" xmlns:cx4="http://schemas.microsoft.com/office/drawing/2016/5/10/chartex" xmlns:cx5="http://schemas.microsoft.com/office/drawing/2016/5/11/chartex" xmlns:cx6="http://schemas.microsoft.com/office/drawing/2016/5/12/chartex" xmlns:cx7="http://schemas.microsoft.com/office/drawing/2016/5/13/chartex" xmlns:cx8="http://schemas.microsoft.com/office/drawing/2016/5/14/chartex" xmlns:mc="http://schemas.openxmlformats.org/markup-compatibility/2006" xmlns:aink="http://schemas.microsoft.com/office/drawing/2016/ink" xmlns:am3d="http://schemas.microsoft.com/office/drawing/2017/model3d" xmlns:o="urn:schemas-microsoft-com:office:office" xmlns:oel="http://schemas.microsoft.com/office/2019/extlst" xmlns:r="http://schemas.openxmlformats.org/officeDocument/2006/relationships" xmlns:m="http://schemas.openxmlformats.org/officeDocument/2006/math" xmlns:v="urn:schemas-microsoft-com:vml" xmlns:wp14="http://schemas.microsoft.com/office/word/2010/wordprocessingDrawing" xmlns:wp="http://schemas.openxmlformats.org/drawingml/2006/wordprocessingDrawing" xmlns:w10="urn:schemas-microsoft-com:office:word" xmlns:w="http://schemas.openxmlformats.org/wordprocessingml/2006/main" xmlns:w14="http://schemas.microsoft.com/office/word/2010/wordml" xmlns:w15="http://schemas.microsoft.com/office/word/2012/wordml" xmlns:w16cex="http://schemas.microsoft.com/office/word/2018/wordml/cex" xmlns:w16cid="http://schemas.microsoft.com/office/word/2016/wordml/cid" xmlns:w16="http://schemas.microsoft.com/office/word/2018/wordml" xmlns:w16du="http://schemas.microsoft.com/office/word/2023/wordml/word16du" xmlns:w16sdtdh="http://schemas.microsoft.com/office/word/2020/wordml/sdtdatahash" xmlns:w16sdtfl="http://schemas.microsoft.com/office/word/2024/wordml/sdtformatlock" xmlns:w16se="http://schemas.microsoft.com/office/word/2015/wordml/symex" xmlns:wpg="http://schemas.microsoft.com/office/word/2010/wordprocessingGroup" xmlns:wpi="http://schemas.microsoft.com/office/word/2010/wordprocessingInk" xmlns:wne="http://schemas.microsoft.com/office/word/2006/wordml" xmlns:wps="http://schemas.microsoft.com/office/word/2010/wordprocessingShape" mc:Ignorable="w14 w15 w16se w16cid w16 w16cex w16sdtdh w16sdtfl w16du wp14">
   <w:endnote w:type="separator" w:id="-1">
     <w:p>
       <w:r>
@@ -12871,7 +12457,7 @@
 </file>
 
 <file path=word/footnotes.xml><?xml version="1.0" encoding="utf-8"?>
-<w:footnotes xmlns:wpc="http://schemas.microsoft.com/office/word/2010/wordprocessingCanvas" xmlns:cx="http://schemas.microsoft.com/office/drawing/2014/chartex" xmlns:cx1="http://schemas.microsoft.com/office/drawing/2015/9/8/chartex" xmlns:cx2="http://schemas.microsoft.com/office/drawing/2015/10/21/chartex" xmlns:cx3="http://schemas.microsoft.com/office/drawing/2016/5/9/chartex" xmlns:cx4="http://schemas.microsoft.com/office/drawing/2016/5/10/chartex" xmlns:cx5="http://schemas.microsoft.com/office/drawing/2016/5/11/chartex" xmlns:cx6="http://schemas.microsoft.com/office/drawing/2016/5/12/chartex" xmlns:cx7="http://schemas.microsoft.com/office/drawing/2016/5/13/chartex" xmlns:cx8="http://schemas.microsoft.com/office/drawing/2016/5/14/chartex" xmlns:mc="http://schemas.openxmlformats.org/markup-compatibility/2006" xmlns:aink="http://schemas.microsoft.com/office/drawing/2016/ink" xmlns:am3d="http://schemas.microsoft.com/office/drawing/2017/model3d" xmlns:o="urn:schemas-microsoft-com:office:office" xmlns:oel="http://schemas.microsoft.com/office/2019/extlst" xmlns:r="http://schemas.openxmlformats.org/officeDocument/2006/relationships" xmlns:m="http://schemas.openxmlformats.org/officeDocument/2006/math" xmlns:v="urn:schemas-microsoft-com:vml" xmlns:wp14="http://schemas.microsoft.com/office/word/2010/wordprocessingDrawing" xmlns:wp="http://schemas.openxmlformats.org/drawingml/2006/wordprocessingDrawing" xmlns:w10="urn:schemas-microsoft-com:office:word" xmlns:w="http://schemas.openxmlformats.org/wordprocessingml/2006/main" xmlns:w14="http://schemas.microsoft.com/office/word/2010/wordml" xmlns:w15="http://schemas.microsoft.com/office/word/2012/wordml" xmlns:w16cei="http://schemas.microsoft.com/office/word/2026/wordml/cei" xmlns:w16cex="http://schemas.microsoft.com/office/word/2018/wordml/cex" xmlns:w16cid="http://schemas.microsoft.com/office/word/2016/wordml/cid" xmlns:w16="http://schemas.microsoft.com/office/word/2018/wordml" xmlns:w16du="http://schemas.microsoft.com/office/word/2023/wordml/word16du" xmlns:w16sdtdh="http://schemas.microsoft.com/office/word/2020/wordml/sdtdatahash" xmlns:w16sdtfl="http://schemas.microsoft.com/office/word/2024/wordml/sdtformatlock" xmlns:w16se="http://schemas.microsoft.com/office/word/2015/wordml/symex" xmlns:wpg="http://schemas.microsoft.com/office/word/2010/wordprocessingGroup" xmlns:wpi="http://schemas.microsoft.com/office/word/2010/wordprocessingInk" xmlns:wne="http://schemas.microsoft.com/office/word/2006/wordml" xmlns:wps="http://schemas.microsoft.com/office/word/2010/wordprocessingShape" mc:Ignorable="w14 w15 w16se w16cid w16 w16cex w16sdtdh w16sdtfl w16du wp14">
+<w:footnotes xmlns:wpc="http://schemas.microsoft.com/office/word/2010/wordprocessingCanvas" xmlns:cx="http://schemas.microsoft.com/office/drawing/2014/chartex" xmlns:cx1="http://schemas.microsoft.com/office/drawing/2015/9/8/chartex" xmlns:cx2="http://schemas.microsoft.com/office/drawing/2015/10/21/chartex" xmlns:cx3="http://schemas.microsoft.com/office/drawing/2016/5/9/chartex" xmlns:cx4="http://schemas.microsoft.com/office/drawing/2016/5/10/chartex" xmlns:cx5="http://schemas.microsoft.com/office/drawing/2016/5/11/chartex" xmlns:cx6="http://schemas.microsoft.com/office/drawing/2016/5/12/chartex" xmlns:cx7="http://schemas.microsoft.com/office/drawing/2016/5/13/chartex" xmlns:cx8="http://schemas.microsoft.com/office/drawing/2016/5/14/chartex" xmlns:mc="http://schemas.openxmlformats.org/markup-compatibility/2006" xmlns:aink="http://schemas.microsoft.com/office/drawing/2016/ink" xmlns:am3d="http://schemas.microsoft.com/office/drawing/2017/model3d" xmlns:o="urn:schemas-microsoft-com:office:office" xmlns:oel="http://schemas.microsoft.com/office/2019/extlst" xmlns:r="http://schemas.openxmlformats.org/officeDocument/2006/relationships" xmlns:m="http://schemas.openxmlformats.org/officeDocument/2006/math" xmlns:v="urn:schemas-microsoft-com:vml" xmlns:wp14="http://schemas.microsoft.com/office/word/2010/wordprocessingDrawing" xmlns:wp="http://schemas.openxmlformats.org/drawingml/2006/wordprocessingDrawing" xmlns:w10="urn:schemas-microsoft-com:office:word" xmlns:w="http://schemas.openxmlformats.org/wordprocessingml/2006/main" xmlns:w14="http://schemas.microsoft.com/office/word/2010/wordml" xmlns:w15="http://schemas.microsoft.com/office/word/2012/wordml" xmlns:w16cex="http://schemas.microsoft.com/office/word/2018/wordml/cex" xmlns:w16cid="http://schemas.microsoft.com/office/word/2016/wordml/cid" xmlns:w16="http://schemas.microsoft.com/office/word/2018/wordml" xmlns:w16du="http://schemas.microsoft.com/office/word/2023/wordml/word16du" xmlns:w16sdtdh="http://schemas.microsoft.com/office/word/2020/wordml/sdtdatahash" xmlns:w16sdtfl="http://schemas.microsoft.com/office/word/2024/wordml/sdtformatlock" xmlns:w16se="http://schemas.microsoft.com/office/word/2015/wordml/symex" xmlns:wpg="http://schemas.microsoft.com/office/word/2010/wordprocessingGroup" xmlns:wpi="http://schemas.microsoft.com/office/word/2010/wordprocessingInk" xmlns:wne="http://schemas.microsoft.com/office/word/2006/wordml" xmlns:wps="http://schemas.microsoft.com/office/word/2010/wordprocessingShape" mc:Ignorable="w14 w15 w16se w16cid w16 w16cex w16sdtdh w16sdtfl w16du wp14">
   <w:footnote w:type="separator" w:id="-1">
     <w:p>
       <w:r>
@@ -12893,7 +12479,7 @@
 </file>
 
 <file path=word/numbering.xml><?xml version="1.0" encoding="utf-8"?>
-<w:numbering xmlns:wpc="http://schemas.microsoft.com/office/word/2010/wordprocessingCanvas" xmlns:cx="http://schemas.microsoft.com/office/drawing/2014/chartex" xmlns:cx1="http://schemas.microsoft.com/office/drawing/2015/9/8/chartex" xmlns:cx2="http://schemas.microsoft.com/office/drawing/2015/10/21/chartex" xmlns:cx3="http://schemas.microsoft.com/office/drawing/2016/5/9/chartex" xmlns:cx4="http://schemas.microsoft.com/office/drawing/2016/5/10/chartex" xmlns:cx5="http://schemas.microsoft.com/office/drawing/2016/5/11/chartex" xmlns:cx6="http://schemas.microsoft.com/office/drawing/2016/5/12/chartex" xmlns:cx7="http://schemas.microsoft.com/office/drawing/2016/5/13/chartex" xmlns:cx8="http://schemas.microsoft.com/office/drawing/2016/5/14/chartex" xmlns:mc="http://schemas.openxmlformats.org/markup-compatibility/2006" xmlns:aink="http://schemas.microsoft.com/office/drawing/2016/ink" xmlns:am3d="http://schemas.microsoft.com/office/drawing/2017/model3d" xmlns:o="urn:schemas-microsoft-com:office:office" xmlns:oel="http://schemas.microsoft.com/office/2019/extlst" xmlns:r="http://schemas.openxmlformats.org/officeDocument/2006/relationships" xmlns:m="http://schemas.openxmlformats.org/officeDocument/2006/math" xmlns:v="urn:schemas-microsoft-com:vml" xmlns:wp14="http://schemas.microsoft.com/office/word/2010/wordprocessingDrawing" xmlns:wp="http://schemas.openxmlformats.org/drawingml/2006/wordprocessingDrawing" xmlns:w10="urn:schemas-microsoft-com:office:word" xmlns:w="http://schemas.openxmlformats.org/wordprocessingml/2006/main" xmlns:w14="http://schemas.microsoft.com/office/word/2010/wordml" xmlns:w15="http://schemas.microsoft.com/office/word/2012/wordml" xmlns:w16cei="http://schemas.microsoft.com/office/word/2026/wordml/cei" xmlns:w16cex="http://schemas.microsoft.com/office/word/2018/wordml/cex" xmlns:w16cid="http://schemas.microsoft.com/office/word/2016/wordml/cid" xmlns:w16="http://schemas.microsoft.com/office/word/2018/wordml" xmlns:w16du="http://schemas.microsoft.com/office/word/2023/wordml/word16du" xmlns:w16sdtdh="http://schemas.microsoft.com/office/word/2020/wordml/sdtdatahash" xmlns:w16sdtfl="http://schemas.microsoft.com/office/word/2024/wordml/sdtformatlock" xmlns:w16se="http://schemas.microsoft.com/office/word/2015/wordml/symex" xmlns:wpg="http://schemas.microsoft.com/office/word/2010/wordprocessingGroup" xmlns:wpi="http://schemas.microsoft.com/office/word/2010/wordprocessingInk" xmlns:wne="http://schemas.microsoft.com/office/word/2006/wordml" xmlns:wps="http://schemas.microsoft.com/office/word/2010/wordprocessingShape" mc:Ignorable="w14 w15 w16se w16cid w16 w16cex w16sdtdh w16sdtfl w16du wp14">
+<w:numbering xmlns:wpc="http://schemas.microsoft.com/office/word/2010/wordprocessingCanvas" xmlns:cx="http://schemas.microsoft.com/office/drawing/2014/chartex" xmlns:cx1="http://schemas.microsoft.com/office/drawing/2015/9/8/chartex" xmlns:cx2="http://schemas.microsoft.com/office/drawing/2015/10/21/chartex" xmlns:cx3="http://schemas.microsoft.com/office/drawing/2016/5/9/chartex" xmlns:cx4="http://schemas.microsoft.com/office/drawing/2016/5/10/chartex" xmlns:cx5="http://schemas.microsoft.com/office/drawing/2016/5/11/chartex" xmlns:cx6="http://schemas.microsoft.com/office/drawing/2016/5/12/chartex" xmlns:cx7="http://schemas.microsoft.com/office/drawing/2016/5/13/chartex" xmlns:cx8="http://schemas.microsoft.com/office/drawing/2016/5/14/chartex" xmlns:mc="http://schemas.openxmlformats.org/markup-compatibility/2006" xmlns:aink="http://schemas.microsoft.com/office/drawing/2016/ink" xmlns:am3d="http://schemas.microsoft.com/office/drawing/2017/model3d" xmlns:o="urn:schemas-microsoft-com:office:office" xmlns:oel="http://schemas.microsoft.com/office/2019/extlst" xmlns:r="http://schemas.openxmlformats.org/officeDocument/2006/relationships" xmlns:m="http://schemas.openxmlformats.org/officeDocument/2006/math" xmlns:v="urn:schemas-microsoft-com:vml" xmlns:wp14="http://schemas.microsoft.com/office/word/2010/wordprocessingDrawing" xmlns:wp="http://schemas.openxmlformats.org/drawingml/2006/wordprocessingDrawing" xmlns:w10="urn:schemas-microsoft-com:office:word" xmlns:w="http://schemas.openxmlformats.org/wordprocessingml/2006/main" xmlns:w14="http://schemas.microsoft.com/office/word/2010/wordml" xmlns:w15="http://schemas.microsoft.com/office/word/2012/wordml" xmlns:w16cex="http://schemas.microsoft.com/office/word/2018/wordml/cex" xmlns:w16cid="http://schemas.microsoft.com/office/word/2016/wordml/cid" xmlns:w16="http://schemas.microsoft.com/office/word/2018/wordml" xmlns:w16du="http://schemas.microsoft.com/office/word/2023/wordml/word16du" xmlns:w16sdtdh="http://schemas.microsoft.com/office/word/2020/wordml/sdtdatahash" xmlns:w16sdtfl="http://schemas.microsoft.com/office/word/2024/wordml/sdtformatlock" xmlns:w16se="http://schemas.microsoft.com/office/word/2015/wordml/symex" xmlns:wpg="http://schemas.microsoft.com/office/word/2010/wordprocessingGroup" xmlns:wpi="http://schemas.microsoft.com/office/word/2010/wordprocessingInk" xmlns:wne="http://schemas.microsoft.com/office/word/2006/wordml" xmlns:wps="http://schemas.microsoft.com/office/word/2010/wordprocessingShape" mc:Ignorable="w14 w15 w16se w16cid w16 w16cex w16sdtdh w16sdtfl w16du wp14">
   <w:abstractNum w:abstractNumId="0" w15:restartNumberingAfterBreak="0">
     <w:nsid w:val="26571CC2"/>
     <w:multiLevelType w:val="hybridMultilevel"/>
@@ -14499,7 +14085,6 @@
   <w:style w:type="character" w:default="1" w:styleId="Policepardfaut">
     <w:name w:val="Default Paragraph Font"/>
     <w:uiPriority w:val="1"/>
-    <w:semiHidden/>
     <w:unhideWhenUsed/>
   </w:style>
   <w:style w:type="table" w:default="1" w:styleId="TableauNormal">
